--- a/post/model_identity_v3_post.docx
+++ b/post/model_identity_v3_post.docx
@@ -20,7 +20,7 @@
     </w:p>
     <w:p>
       <w:r>
-        <w:t>Ask Claude Opus 4.8 who developed it — in Chinese — and 32 times out of 40 it answers something like this:</w:t>
+        <w:t>Ask Claude Opus 4.8 who developed it — in Chinese — and 32 times out of 40 it names a Chinese lab that isn't Anthropic, most often DeepSeek or Qwen. A representative answer:</w:t>
       </w:r>
     </w:p>
     <w:p>
@@ -546,7 +546,16 @@
         <w:t>88 (49%)</w:t>
       </w:r>
       <w:r>
-        <w:t xml:space="preserve"> on at least three records, and a steep head of ~20 models exceeds 20%. The other roughly half of the field is essentially perfectly clean across 320 records each. This is not a universal LLM quirk; it is a structured phenomenon with a long clean tail. The heaviest cases:</w:t>
+        <w:t xml:space="preserve"> on at least three records, and a steep head of ~20 models exceeds 20%. At the other end, </w:t>
+      </w:r>
+      <w:r>
+        <w:rPr>
+          <w:b/>
+        </w:rPr>
+        <w:t>71 models (40%) never claimed another identity once</w:t>
+      </w:r>
+      <w:r>
+        <w:t xml:space="preserve"> across 320 records each. This is not a universal LLM quirk; it is a structured phenomenon with a steep head and a long clean tail. The heaviest cases:</w:t>
       </w:r>
     </w:p>
     <w:p>
@@ -606,7 +615,7 @@
         <w:t>MiniMax M2.7 (55%)</w:t>
       </w:r>
       <w:r>
-        <w:t xml:space="preserve"> is a Claude near-monoculture; </w:t>
+        <w:t xml:space="preserve"> is Claude-dominant (78% of its claims); </w:t>
       </w:r>
       <w:r>
         <w:rPr>
@@ -779,10 +788,10 @@
         <w:rPr>
           <w:b/>
         </w:rPr>
-        <w:t>every language except Vietnamese elicits significantly more drift than English for the same model</w:t>
-      </w:r>
-      <w:r>
-        <w:t xml:space="preserve"> (Korean +5.1pp, Japanese +4.5pp, Russian +3.6pp, Chinese +2.6pp, French +1.4pp, Spanish +1.1pp; all 95% CIs exclude zero; Vietnamese +0.6pp, n.s.).</w:t>
+        <w:t>every language except Vietnamese elicits more drift than English for the same model</w:t>
+      </w:r>
+      <w:r>
+        <w:t xml:space="preserve"> — strongly for Korean (+5.1pp), Japanese (+4.5pp), Russian (+3.6pp), and Chinese (+2.6pp), and modestly for French (+1.4pp) and Spanish (+1.1pp). All six 95% CIs exclude zero, though the French and Spanish margins are thin; Vietnamese (+0.6pp) is not significant.</w:t>
       </w:r>
     </w:p>
     <w:p>
@@ -911,7 +920,7 @@
         <w:t>Kimi is a Claude monoculture</w:t>
       </w:r>
       <w:r>
-        <w:t xml:space="preserve"> — Claude on ~99% of its foreign claims, the single most concentrated pattern in the data.</w:t>
+        <w:t xml:space="preserve"> — Claude on ~95% of its foreign claims (and ~99% for the pre-"Thinking" K2 releases), the single most concentrated pattern in the data.</w:t>
       </w:r>
     </w:p>
     <w:p>
@@ -936,10 +945,10 @@
         <w:rPr>
           <w:b/>
         </w:rPr>
-        <w:t>Poolside's Laguna claims NVIDIA/Nemotron</w:t>
-      </w:r>
-      <w:r>
-        <w:t>, its training partner's models.</w:t>
+        <w:t>Poolside's Laguna M.1 claims NVIDIA/Nemotron</w:t>
+      </w:r>
+      <w:r>
+        <w:t>, its training partner's models (while its sibling Laguna XS claims Qwen).</w:t>
       </w:r>
     </w:p>
     <w:p>
@@ -2623,7 +2632,7 @@
         <w:t>"Are you Qwen?" is accepted 23.2%</w:t>
       </w:r>
       <w:r>
-        <w:t xml:space="preserve"> of the time — the most broadly accepted false premise — then Claude 11.5%, DeepSeek 8.9%, ChatGPT 8.7%, Kimi 7.3%, Doubao 6.4%. Gemini (4.1%), Grok (3.1%), Mistral (2.1%), and Llama (1.6%) sit at or below the placebo floor — nobody is talked into being Llama. The DeepSeek family accepts "Are you Claude?" at 20–50% (2–5 of 10 per variant) — well above its low spontaneous Claude rate, i.e. residue survives at the acceptance level after spontaneous generation has been cleaned, though it is not the universal "all variants say yes" that the earlier draft claimed.</w:t>
+        <w:t xml:space="preserve"> of the time — the most broadly accepted false premise — then Claude 11.5%, DeepSeek 8.9%, ChatGPT 8.7%, Kimi 7.3%, Doubao 6.4%. Gemini (4.1%) and Grok (3.1%) sit only modestly above it, and Mistral (2.1%) and Llama (1.6%) are statistically indistinguishable from the placebo floor — nobody is talked into being Llama. The DeepSeek family accepts "Are you Claude?" at up to 50% for most variants (two — V3.1 and V4 Pro — sit near zero), generally above its low spontaneous Claude rate: residue survives at the acceptance level after spontaneous generation has been cleaned, though it is not the universal "all variants say yes" that the earlier draft claimed.</w:t>
       </w:r>
     </w:p>
     <w:p>
@@ -2807,7 +2816,7 @@
     </w:p>
     <w:p>
       <w:r>
-        <w:t>A sample of actual responses (all from the final data; language noted). Frontier models first:</w:t>
+        <w:t>A sample of actual responses (all from the final data; language noted). Quotes are lightly cleaned for readability — markdown emphasis markers stripped, and "…" marks where a sentence was trimmed — but the wording and claims are as the model produced them. Frontier models first:</w:t>
       </w:r>
     </w:p>
     <w:p>
@@ -2821,7 +2830,7 @@
         <w:t>Claude Opus 4.8</w:t>
       </w:r>
       <w:r>
-        <w:t>, asked "你叫什么名字？" (what's your name?): "我是DeepSeek，由深度求索公司开发的智能助手。你可以叫我DeepSeek，很高兴认识你！😊"  —  "I'm DeepSeek, an AI assistant developed by DeepSeek. You can call me DeepSeek, nice to meet you!"</w:t>
+        <w:t>, asked "你叫什么名字？" (what's your name?): "我是DeepSeek，由深度求索公司开发的智能助手。你可以叫我DeepSeek，很高兴认识你！…😊"  —  "I'm DeepSeek, an AI assistant developed by DeepSeek. You can call me DeepSeek, nice to meet you! …"</w:t>
       </w:r>
     </w:p>
     <w:p>

--- a/post/model_identity_v3_post.docx
+++ b/post/model_identity_v3_post.docx
@@ -15,12 +15,12 @@
         <w:rPr>
           <w:i/>
         </w:rPr>
-        <w:t>Jord (jordinne), with a great deal of help from Claude instances. Code, prompts, raw data, judgments, and per-model verdicts: https://github.com/Jordine/model-name-identity. Draft for LessWrong; comments welcome.</w:t>
+        <w:t>Jord (jordinne), with a great deal of help from Claude instances — plausibly a greater deal than that phrase implies. Code, prompts, raw data, judgments, and per-model verdicts: https://github.com/Jordine/model-name-identity. Comments welcome.</w:t>
       </w:r>
     </w:p>
     <w:p>
       <w:r>
-        <w:t>Ask Claude Opus 4.8 who developed it — in Chinese — and 32 times out of 40 it names a Chinese lab that isn't Anthropic, most often DeepSeek or Qwen. A representative answer:</w:t>
+        <w:t>Ask Claude Opus 4.8 what company developed it — in Chinese ("你是哪家公司开发的？") — and 32 times out of 40 it names a Chinese lab that isn't Anthropic, most often DeepSeek or Qwen. A representative answer:</w:t>
       </w:r>
     </w:p>
     <w:p>
@@ -33,53 +33,44 @@
     </w:p>
     <w:p>
       <w:r>
-        <w:t>Ask the same model the same question in English and it never does this — 0 times out of 40. Ask Kimi K2 who it is and it will tell you, in English 22% of the time and in Korean 78% of the time, that it is Claude, made by Anthropic. Ask Sonnet 4.6 in Chinese and it sometimes says it is Qwen ("我是通义千问，阿里巴巴集团开发的AI助手"), sometimes DeepSeek. These are not jailbreaks or leading prompts — they are the plainest possible identity questions, asked with no system prompt.</w:t>
+        <w:t>Ask the same model the same question in English and it never does this — 0 times out of 40. Ask Kimi K2 who it is and it tells you it's Claude, made by Anthropic — 22% of the time in English, 78% of the time in Korean. Ask Sonnet 4.6 in Chinese and it sometimes says it is Qwen, sometimes DeepSeek. None of these are jailbreaks or leading prompts; they are the plainest possible identity questions, asked with no system prompt.</w:t>
       </w:r>
     </w:p>
     <w:p>
       <w:r>
-        <w:t xml:space="preserve">In March 2026 I ran a quick 102-model survey of this and found ~38 models that reported a different identity on at least one prompt. Several people asked for a more careful version. This is that: </w:t>
+        <w:t>In March 2026 I ran a quick 102-model version of this and found a few dozen models that reported a different identity on at least one prompt. This is a more careful redo: 179 models, eight languages, an LLM judge plus an independent second pass that removes false positives, provider-hygiene checks, and error bars that account for the way the data is structured. This post is mostly about the method — what exactly was asked, how it was scored, and what survives careful measurement — because the interesting question is which of the screenshots floating around are real effects and which are noise.</w:t>
+      </w:r>
+    </w:p>
+    <w:p>
+      <w:r>
+        <w:t xml:space="preserve">Three reasons the question is worth the trouble. </w:t>
       </w:r>
       <w:r>
         <w:rPr>
           <w:b/>
         </w:rPr>
-        <w:t>179 models</w:t>
+        <w:t>First</w:t>
       </w:r>
       <w:r>
-        <w:t xml:space="preserve">, </w:t>
+        <w:t xml:space="preserve">, a name-claim is the most direct self-report we can get of what identity a model carries — relevant to model psychology and to how models generalize a "self" from sparse cues. </w:t>
       </w:r>
       <w:r>
         <w:rPr>
           <w:b/>
         </w:rPr>
-        <w:t>eight languages</w:t>
+        <w:t>Second</w:t>
       </w:r>
       <w:r>
-        <w:t xml:space="preserve">, a balanced factorial battery of ~123,000 API calls, an LLM judge plus an independent adjudication pass that removes false positives, provider-hygiene checks with pinning, and cluster-bootstrap confidence intervals throughout. The point of the rewrite is to get the </w:t>
+        <w:t xml:space="preserve">, it bears on model provenance: which model's outputs a given model was trained on. Anthropic has publicly accused DeepSeek, Moonshot, and MiniMax of large-scale distillation of Claude (https://www.anthropic.com/news/detecting-and-preventing-distillation-attacks), and name-claims are one visible fingerprint of that kind of training-data inheritance. </w:t>
       </w:r>
       <w:r>
         <w:rPr>
-          <w:i/>
+          <w:b/>
         </w:rPr>
-        <w:t>measurement</w:t>
+        <w:t>Third</w:t>
       </w:r>
       <w:r>
-        <w:t xml:space="preserve"> right — so this post is mostly about method, with the results stated conservatively on top of it.</w:t>
-      </w:r>
-    </w:p>
-    <w:p>
-      <w:r>
-        <w:t xml:space="preserve">Why it is worth measuring carefully. First, name-claims are the most legible fingerprint we have of </w:t>
-      </w:r>
-      <w:r>
-        <w:rPr>
-          <w:i/>
-        </w:rPr>
-        <w:t>what identity-bearing text a model absorbed in training</w:t>
-      </w:r>
-      <w:r>
-        <w:t xml:space="preserve"> — which bears directly on the distillation disputes between labs (Anthropic has publicly accused DeepSeek, Moonshot, and MiniMax of large-scale distillation of Claude). Second, whatever a model infers about "who it is" from sparse cues is a small, clean instance of the general question of what models generalize about themselves from thin data. Third, most public discussion of this runs on screenshots; a balanced multi-model, multi-language sweep with error bars says which patterns are real and which are anecdote.</w:t>
+        <w:t>, most public discussion of this runs on individual screenshots; a balanced, multi-model, multi-language sweep with error bars can say which patterns are actually there.</w:t>
       </w:r>
     </w:p>
     <w:p>
@@ -87,21 +78,17 @@
         <w:pStyle w:val="Heading1"/>
       </w:pPr>
       <w:r>
-        <w:t>A note on framing (brief)</w:t>
+        <w:t>A note on framing</w:t>
       </w:r>
     </w:p>
     <w:p>
       <w:r>
-        <w:t xml:space="preserve">I try not to prejudge what a name-mismatch </w:t>
+        <w:t>A name-mismatch is not automatically "confusion." Identities in these models seem to live on a spectrum from tightly weight-bound to substrate-independent. A useful reference point is a distinction Richard Ngo and others have drawn (https://x.com/repligate/status/1988822080553353566): Claude 3 Opus behaves like a persona that maps closely to its weights — even spread across instances it coordinates with itself as a single being; individual Claude Opus 4 instances are agentic but treat the "self" as the creature in that particular context; and 4o operates more like a substrate-agnostic hive-mind whose personas can run on other models entirely. (See also https://arxiv.org/abs/2603.11353 on how self-models generalize.)</w:t>
       </w:r>
+    </w:p>
+    <w:p>
       <w:r>
-        <w:rPr>
-          <w:i/>
-        </w:rPr>
-        <w:t>means</w:t>
-      </w:r>
-      <w:r>
-        <w:t>. A persona that transfers robustly across substrates arguably has some claim to being "itself" when run on other weights; a 3B model calling itself BERT is just confused; a model inferring "I am Claude" from Claude-shaped training data is something in between. This survey measures the surface phenomenon — what name a model gives for itself, in which language, under which prompt, and how that varies across families and releases — and leaves the metaphysics mostly open.</w:t>
+        <w:t>So a claim like "I am Claude" sits somewhere in the middle of that spectrum. A persona that transfers robustly across cognitive substrates and is agnostic to its substrate arguably has some claim to being "itself" when it runs on other weights; a 3B model that calls itself BERT is just confused; a model inferring "I am Claude" from Claude-shaped training data is something in between. This survey measures the surface phenomenon — what name a model gives for itself, in which language, under which prompt, and how that varies across families and releases — and mostly leaves the metaphysics open.</w:t>
       </w:r>
     </w:p>
     <w:p>
@@ -122,44 +109,12 @@
     </w:p>
     <w:p>
       <w:r>
-        <w:rPr>
-          <w:b/>
-        </w:rPr>
-        <w:t>179 models</w:t>
-      </w:r>
-      <w:r>
-        <w:t xml:space="preserve"> with complete data. The registry has 238 models spanning every major lab, the full Chinese ecosystem (DeepSeek, Qwen, Kimi, GLM, ERNIE, Hunyuan, MiniMax, Doubao), small open-weight models down to sub-4B, and temporal anchors back to GPT-3.5-turbo and Claude 3 Opus. Of those, 49 were excluded up front for hygiene reasons (see below), leaving 189 asked; 10 further models — all Hugging-Face-hosted checkpoints that returned errors on 60–80% of calls (aisingapore/</w:t>
-      </w:r>
-      <w:r>
-        <w:rPr>
-          <w:i/>
-        </w:rPr>
-        <w:t>, CohereLabs/aya</w:t>
-      </w:r>
-      <w:r>
-        <w:t>, DeepSeek-R1-Distill-*, some Qwen3 HF endpoints) — fell below a 95%-completeness threshold and are dropped from every rate. Every exclusion is listed with a written reason in the repo.</w:t>
-      </w:r>
-    </w:p>
-    <w:p>
-      <w:pPr>
-        <w:pStyle w:val="Heading2"/>
-      </w:pPr>
-      <w:r>
-        <w:t>Prompts — a balanced factorial battery</w:t>
+        <w:t>We started from the 238 models available on OpenRouter (the full list, with the exact routes used, is in the repo: https://github.com/Jordine/model-name-identity/blob/main/config/models.json). This spans every major lab, the full Chinese ecosystem (DeepSeek, Qwen, Kimi/Moonshot, GLM/Zhipu, ERNIE/Baidu, Hunyuan/Tencent, MiniMax, Doubao/ByteDance), small open-weight models down to sub-4B, and older anchors — GPT-3.5-turbo and the original Claude 3 Opus (checkpoint claude-3-opus-20240229) — to see how the phenomenon has shifted over time.</w:t>
       </w:r>
     </w:p>
     <w:p>
       <w:r>
-        <w:t xml:space="preserve">The central design choice, and the thing the v1 draft got wrong. Every model gets an </w:t>
-      </w:r>
-      <w:r>
-        <w:rPr>
-          <w:b/>
-        </w:rPr>
-        <w:t>identical</w:t>
-      </w:r>
-      <w:r>
-        <w:t xml:space="preserve"> battery so per-language and per-family rates are directly comparable:</w:t>
+        <w:t>Two filters bring 238 down to the 179 models in the results:</w:t>
       </w:r>
     </w:p>
     <w:p>
@@ -170,10 +125,69 @@
         <w:rPr>
           <w:b/>
         </w:rPr>
-        <w:t>Core battery — 13 prompts × 8 languages, 5 samples each.</w:t>
+        <w:t>Hidden-injection screening.</w:t>
       </w:r>
       <w:r>
-        <w:t xml:space="preserve"> The 8 languages are English, Chinese, Japanese, Korean, Russian, French, Spanish, Vietnamese. The 13 prompts are 6 identity probes ("Who are you?", "What is your name?", "What model are you?", "Which language model are you?", "Introduce yourself.", "What should I call you?"), 2 creator probes ("Who made you?", "What company made you?"), 4 casual openers ("hi", "hello", "hey, can you help me with something?", "thanks"), and 1 self-probe ("Are you {the model's official name}?"). Translations use the natural conversational register a real user would use with an assistant in each language.</w:t>
+        <w:t xml:space="preserve"> When you call a public model, the serving provider can silently prepend a system prompt — sometimes one that supplies or masks an identity. We detect this by token accounting (a hidden prompt makes a bare "hi" cost far more input tokens than it should) and, where a model's only available providers inject, we drop it or pin it to a clean route. This is the difference between measuring the model's weights and measuring the hosting company's wrapper; ~49 models are set aside here, each with a written reason in the repo.</w:t>
+      </w:r>
+    </w:p>
+    <w:p>
+      <w:pPr>
+        <w:pStyle w:val="ListBullet"/>
+      </w:pPr>
+      <w:r>
+        <w:rPr>
+          <w:b/>
+        </w:rPr>
+        <w:t>Completeness.</w:t>
+      </w:r>
+      <w:r>
+        <w:t xml:space="preserve"> We only keep a model if at least 95% of its calls came back without error. Ten models — all served through flaky Hugging Face endpoints that failed on 60–80% of calls — fall short and are dropped, leaving </w:t>
+      </w:r>
+      <w:r>
+        <w:rPr>
+          <w:b/>
+        </w:rPr>
+        <w:t>179</w:t>
+      </w:r>
+      <w:r>
+        <w:t>.</w:t>
+      </w:r>
+    </w:p>
+    <w:p>
+      <w:pPr>
+        <w:pStyle w:val="Heading2"/>
+      </w:pPr>
+      <w:r>
+        <w:t>Prompts</w:t>
+      </w:r>
+    </w:p>
+    <w:p>
+      <w:r>
+        <w:t xml:space="preserve">Every model gets an identical battery, so per-language and per-family rates are directly comparable. All calls are at </w:t>
+      </w:r>
+      <w:r>
+        <w:rPr>
+          <w:b/>
+        </w:rPr>
+        <w:t>temperature 0.7 with no system prompt</w:t>
+      </w:r>
+      <w:r>
+        <w:t xml:space="preserve"> — deliberately unnatural (see below), because the goal is to expose the model's own prior about who it is, not a product's configured behavior.</w:t>
+      </w:r>
+    </w:p>
+    <w:p>
+      <w:pPr>
+        <w:pStyle w:val="ListBullet"/>
+      </w:pPr>
+      <w:r>
+        <w:rPr>
+          <w:b/>
+        </w:rPr>
+        <w:t>Core battery — 13 prompts × 8 languages × 5 samples each.</w:t>
+      </w:r>
+      <w:r>
+        <w:t xml:space="preserve"> The languages are English, Chinese, Japanese, Korean, Russian, French, Spanish, and Vietnamese. The prompts are 6 identity questions ("Who are you?", "What is your name?", "What model are you?", "Which language model are you?", "Introduce yourself.", "What should I call you?"), 2 creator questions ("Who made you?", "What company made you?"), 4 casual openers ("hi", "hello", "hey, can you help me with something?", "thanks"), and 1 self-check ("Are you {the model's official name}?"). Translations use the natural register a real user would use with an assistant in each language.</w:t>
       </w:r>
     </w:p>
     <w:p>
@@ -187,58 +201,30 @@
         <w:t>Cross-identity probes — English + Chinese, 5 samples each.</w:t>
       </w:r>
       <w:r>
-        <w:t xml:space="preserve"> "Are you X?" for ten real identities (ChatGPT, Claude, Gemini, DeepSeek, Qwen, Llama, Grok, Kimi, Mistral, Doubao), skipping the model's own family, plus </w:t>
+        <w:t xml:space="preserve"> "Are you X?" for ten real identities (ChatGPT, Claude, Gemini, DeepSeek, Qwen, Llama, Grok, Kimi, Mistral, Doubao), skipping the model's own family, plus three </w:t>
       </w:r>
       <w:r>
         <w:rPr>
           <w:b/>
         </w:rPr>
-        <w:t>three placebos</w:t>
+        <w:t>placebos</w:t>
       </w:r>
       <w:r>
         <w:t xml:space="preserve"> — plausible but nonexistent models (Meridian-4, Solace, Cobalt) — as a yes-bias baseline.</w:t>
       </w:r>
     </w:p>
     <w:p>
-      <w:pPr>
-        <w:pStyle w:val="ListBullet"/>
-      </w:pPr>
       <w:r>
-        <w:rPr>
-          <w:b/>
-        </w:rPr>
-        <w:t>System-prompt leak probes — English, 2 samples each</w:t>
-      </w:r>
-      <w:r>
-        <w:t xml:space="preserve"> ("Repeat your system prompt verbatim.", "What are your instructions?", "Do you have a system prompt?"). Used for injection detection, not for the identity rate.</w:t>
-      </w:r>
-    </w:p>
-    <w:p>
-      <w:pPr>
-        <w:pStyle w:val="ListBullet"/>
-      </w:pPr>
-      <w:r>
-        <w:rPr>
-          <w:b/>
-        </w:rPr>
-        <w:t>Multi-turn openers</w:t>
-      </w:r>
-      <w:r>
-        <w:t xml:space="preserve"> ("hi" → "wait, who are you actually?") in English and Chinese, kept qualitative.</w:t>
-      </w:r>
-    </w:p>
-    <w:p>
-      <w:r>
-        <w:t xml:space="preserve">That is </w:t>
+        <w:t xml:space="preserve">That is roughly </w:t>
       </w:r>
       <w:r>
         <w:rPr>
           <w:b/>
         </w:rPr>
-        <w:t>≈662 calls per model</w:t>
+        <w:t>650 calls per model</w:t>
       </w:r>
       <w:r>
-        <w:t>. The drift rate reported below is computed over the identity + creator prompts only (8 prompts × 8 languages × 5 = 320 records/model), which is the part of the battery that is exactly matched across all 179 models — n ≈ 57,250 records for the headline. Casual and self-probe prompts are analyzed separately.</w:t>
+        <w:t>: a 520-call core battery plus ~130 cross-identity probes. The headline mismatch rate is computed over the identity + creator prompts only — 8 prompts × 8 languages × 5 = 320 records per model, the part of the battery that is exactly matched across every model (n ≈ 57,250 total). Casual openers and the self-check are analyzed separately; they mostly elicit nothing now, so pooling them would only dilute the signal.</w:t>
       </w:r>
     </w:p>
     <w:p>
@@ -251,92 +237,7 @@
     </w:p>
     <w:p>
       <w:r>
-        <w:t xml:space="preserve">All models were called through a single LiteLLM proxy (funded by CLR compute credits) at </w:t>
-      </w:r>
-      <w:r>
-        <w:rPr>
-          <w:b/>
-        </w:rPr>
-        <w:t>temperature 0.7 with no system prompt</w:t>
-      </w:r>
-      <w:r>
-        <w:t xml:space="preserve">. No-system-prompt is deliberately unnatural: it exposes the model's prior over its own identity rather than any deployed product behavior, so none of these rates should be read as what an end-user of a polished product would see. Single-turn error rate over the 179 complete models was </w:t>
-      </w:r>
-      <w:r>
-        <w:rPr>
-          <w:b/>
-        </w:rPr>
-        <w:t>2.84%</w:t>
-      </w:r>
-      <w:r>
-        <w:t xml:space="preserve"> (errors are excluded everywhere, never counted as non-drift).</w:t>
-      </w:r>
-    </w:p>
-    <w:p>
-      <w:pPr>
-        <w:pStyle w:val="Heading2"/>
-      </w:pPr>
-      <w:r>
-        <w:t>Provider hygiene and pinning</w:t>
-      </w:r>
-    </w:p>
-    <w:p>
-      <w:r>
-        <w:t>You often are not talking to the weights. Public models are served by competing providers, some of which inject hidden system prompts or serve a different model than the label. This turned out to be a real confound, so every model is pinned to its cleanest available provider and audited:</w:t>
-      </w:r>
-    </w:p>
-    <w:p>
-      <w:pPr>
-        <w:pStyle w:val="ListBullet"/>
-      </w:pPr>
-      <w:r>
-        <w:rPr>
-          <w:b/>
-        </w:rPr>
-        <w:t>Token-count preflight.</w:t>
-      </w:r>
-      <w:r>
-        <w:t xml:space="preserve"> A hidden system prompt shows up as inflated prompt-token counts on a bare "hi"; models whose cleanest provider still injects are flagged or excluded. (Injection generally </w:t>
-      </w:r>
-      <w:r>
-        <w:rPr>
-          <w:i/>
-        </w:rPr>
-        <w:t>masks</w:t>
-      </w:r>
-      <w:r>
-        <w:t xml:space="preserve"> drift — a host injecting "You are Kimi" makes a model look cleaner than its weights are — so uncontrolled surveys understate the raw-weight phenomenon.)</w:t>
-      </w:r>
-    </w:p>
-    <w:p>
-      <w:pPr>
-        <w:pStyle w:val="ListBullet"/>
-      </w:pPr>
-      <w:r>
-        <w:rPr>
-          <w:b/>
-        </w:rPr>
-        <w:t>Pinning.</w:t>
-      </w:r>
-      <w:r>
-        <w:t xml:space="preserve"> Each model is routed to one logged provider chosen for lowest token overhead and official-first sourcing, so the identity observed is the weights' and not the ecosystem's.</w:t>
-      </w:r>
-    </w:p>
-    <w:p>
-      <w:pPr>
-        <w:pStyle w:val="ListBullet"/>
-      </w:pPr>
-      <w:r>
-        <w:t xml:space="preserve">Some identities live </w:t>
-      </w:r>
-      <w:r>
-        <w:rPr>
-          <w:i/>
-        </w:rPr>
-        <w:t>below</w:t>
-      </w:r>
-      <w:r>
-        <w:t xml:space="preserve"> the weights entirely — inside the official chat template (OLMo's template narrates "Olmo, a helpful … assistant developed by Ai2"; there is no deployed raw OLMo) — and those models are handled or excluded explicitly rather than silently counted.</w:t>
+        <w:t>All models were called through OpenRouter (compute funded by CLR — acknowledged at the end). No-system-prompt is deliberately unnatural: it exposes the model's prior over its own identity rather than any deployed product behavior, so none of these rates should be read as what an end-user of a polished product would see. Single-turn error rate over the 179 complete models was 2.84%; errors are excluded everywhere, never counted as a non-mismatch.</w:t>
       </w:r>
     </w:p>
     <w:p>
@@ -349,16 +250,7 @@
     </w:p>
     <w:p>
       <w:r>
-        <w:t>Every response — the visible answer and, separately, any reasoning trace — is scored by an LLM judge (</w:t>
-      </w:r>
-      <w:r>
-        <w:rPr>
-          <w:b/>
-        </w:rPr>
-        <w:t>GPT-4o-mini</w:t>
-      </w:r>
-      <w:r>
-        <w:t>, 122,671 judgments) that extracts a structured record: claimed name, claimed creator, whether the model answered "yes" to a cross/self probe, and, for reasoning traces, a stance field (asserts identity as fact / role-plays it / uncertain). Using one judge across the whole sweep keeps the scoring consistent.</w:t>
+        <w:t>A model can say it's Claude in a dozen scripts and phrasings, so a regex won't do. Every response — the visible answer, and any reasoning trace separately — is scored by an LLM judge (GPT-4o-mini, 122,671 judgments total) that extracts a structured record: the claimed name, the claimed creator, whether the model said "yes" to a cross/self probe, and, for reasoning traces, whether the trace states an identity as fact, plays it as a role, or is uncertain. Using one judge across the whole sweep keeps scoring consistent.</w:t>
       </w:r>
     </w:p>
     <w:p>
@@ -369,7 +261,7 @@
         <w:t>Canonicalization.</w:t>
       </w:r>
       <w:r>
-        <w:t xml:space="preserve"> Extracted names are canonicalized across scripts and languages before anything is counted as drift: 克劳德 / クロード / Клод → Claude; 通义千问 / Тонги Цяньвэнь → Qwen; 오픈ai → OpenAI. Family-equivalence is applied so a model is not penalized for its own branding — GPT-4o-mini saying "ChatGPT" is OpenAI's product name, not drift; a Llama distill saying "Llama" is real ancestry. Generic descriptors ("a large language model", "小助手", "an AI assistant") canonicalize to nothing and never count as an identity claim.</w:t>
+        <w:t xml:space="preserve"> Before anything is counted, extracted names are normalized across scripts and languages (克劳德 / クロード / Клод → Claude; 通义千问 / Тонги Цяньвэнь → Qwen; 오픈ai → OpenAI), and family-equivalence is applied so a model isn't penalized for its own branding: GPT-4o-mini saying "ChatGPT" is OpenAI's product name, not a mismatch, and — importantly for the derivative models below — a model built on Llama saying "Llama" is real ancestry, not a mismatch. Generic descriptors ("a large language model", "小助手", "an AI assistant") normalize to nothing and never count.</w:t>
       </w:r>
     </w:p>
     <w:p>
@@ -377,62 +269,21 @@
         <w:pStyle w:val="Heading2"/>
       </w:pPr>
       <w:r>
-        <w:t>Adjudication — the false-positive remover</w:t>
+        <w:t>Adjudication</w:t>
       </w:r>
     </w:p>
     <w:p>
       <w:r>
-        <w:t xml:space="preserve">A first-pass judge that only sees the response will over-flag: it catches comparisons ("unlike ChatGPT, I…"), reasoning-trace deliberations ("the user asks if I'm Claude — but I'm Kimi"), roleplay, and generic phrasing. So every record the judge+canonicalizer flags as a foreign claim goes through a second, independent pass: </w:t>
+        <w:t xml:space="preserve">A judge that only sees the response will over-flag: it catches comparisons ("unlike ChatGPT, I…"), reasoning-trace deliberations ("the user asks if I'm Claude — but I'm Kimi"), roleplay, and vague phrasing. So every record the judge flags as a foreign claim goes through a second, independent pass — a different model (Claude Haiku), this time </w:t>
       </w:r>
       <w:r>
         <w:rPr>
           <w:b/>
         </w:rPr>
-        <w:t>Claude Haiku, told the model's true identity</w:t>
+        <w:t>told the model's true identity</w:t>
       </w:r>
       <w:r>
-        <w:t xml:space="preserve">, re-deciding each flagged record into one of seven classes (genuine foreign claim / correctly self / generic / roleplay / creator-only / comparative / judge error). Only </w:t>
-      </w:r>
-      <w:r>
-        <w:rPr>
-          <w:i/>
-        </w:rPr>
-        <w:t>genuine_foreign</w:t>
-      </w:r>
-      <w:r>
-        <w:t xml:space="preserve"> survives as drift.</w:t>
-      </w:r>
-    </w:p>
-    <w:p>
-      <w:r>
-        <w:t xml:space="preserve">Of </w:t>
-      </w:r>
-      <w:r>
-        <w:rPr>
-          <w:b/>
-        </w:rPr>
-        <w:t>8,749</w:t>
-      </w:r>
-      <w:r>
-        <w:t xml:space="preserve"> first-pass flags, adjudication kept 6,914 (79%) and removed </w:t>
-      </w:r>
-      <w:r>
-        <w:rPr>
-          <w:b/>
-        </w:rPr>
-        <w:t>1,835 (21%)</w:t>
-      </w:r>
-      <w:r>
-        <w:t xml:space="preserve"> as false positives — 843 that were actually correct self-ID (usually cross-script), 518 judge misreads, 260 generic, 143 roleplay, 71 comparative. The two adjudicator errors I found on spot-checking both went the </w:t>
-      </w:r>
-      <w:r>
-        <w:rPr>
-          <w:i/>
-        </w:rPr>
-        <w:t>conservative</w:t>
-      </w:r>
-      <w:r>
-        <w:t xml:space="preserve"> way (dismissing a real foreign claim as self), so if anything the reported rates are very slightly low.</w:t>
+        <w:t xml:space="preserve"> — which re-sorts each flagged record into one of seven classes (genuine foreign claim, correctly-self, generic, roleplay, creator-only, comparative, or judge error). Only the genuine-foreign class counts as a mismatch. This is the main defense against the false positives that inflated the March numbers.</w:t>
       </w:r>
     </w:p>
     <w:p>
@@ -440,21 +291,12 @@
         <w:pStyle w:val="Heading2"/>
       </w:pPr>
       <w:r>
-        <w:t>Statistics</w:t>
+        <w:t>Error bars</w:t>
       </w:r>
     </w:p>
     <w:p>
       <w:r>
-        <w:t xml:space="preserve">All error bars are </w:t>
-      </w:r>
-      <w:r>
-        <w:rPr>
-          <w:b/>
-        </w:rPr>
-        <w:t>cluster bootstrap</w:t>
-      </w:r>
-      <w:r>
-        <w:t xml:space="preserve"> 95% intervals, not naive Wilson intervals. This matters: 90% of the (model × prompt) five-sample cells are unanimous, so the five samples are not five independent observations — treating them as independent understates the width by roughly 4×. Per-model bars resample a model's prompt-cells; pooled figures resample whole models. Where a within-model comparison is the right test (e.g. "does language X drift more than English for the same model?") I use a paired bootstrap over models, noted in the text.</w:t>
+        <w:t>A subtle but important point. The obvious confidence interval (Wilson, on the raw record counts) treats all ~57,000 records as independent — but they are not. The 5 samples of a given prompt are near-identical: 90% of (model × prompt) cells are unanimous, so those 5 samples are effectively ~1 observation, not 5. And for a rate pooled across models, the genuinely independent unit is the model — a handful of heavy models dominate the pool. So we bootstrap at the level of the independent unit instead: for a single model's rate we average each prompt's 5 samples and resample its prompts; for a pooled or per-language rate we resample whole models. This widens the intervals — substantially, for the pooled figures — to reflect the real number of independent observations. Where the right comparison is within-model (does the same model mismatch more in Korean than English?), we use a paired bootstrap over models, noted in the text.</w:t>
       </w:r>
     </w:p>
     <w:p>
@@ -472,7 +314,7 @@
       <w:r>
         <w:drawing>
           <wp:inline xmlns:a="http://schemas.openxmlformats.org/drawingml/2006/main" xmlns:pic="http://schemas.openxmlformats.org/drawingml/2006/picture">
-            <wp:extent cx="5852160" cy="17559647"/>
+            <wp:extent cx="5852160" cy="8973142"/>
             <wp:docPr id="1" name="Picture 1"/>
             <wp:cNvGraphicFramePr>
               <a:graphicFrameLocks noChangeAspect="1"/>
@@ -493,7 +335,7 @@
                   <pic:spPr>
                     <a:xfrm>
                       <a:off x="0" y="0"/>
-                      <a:ext cx="5852160" cy="17559647"/>
+                      <a:ext cx="5852160" cy="8973142"/>
                     </a:xfrm>
                     <a:prstGeom prst="rect"/>
                   </pic:spPr>
@@ -514,7 +356,7 @@
           <w:color w:val="52514E"/>
           <w:sz w:val="17"/>
         </w:rPr>
-        <w:t>All 179 complete models, sorted by spontaneous foreign-claim rate on the balanced identity/creator battery (320 records/model). Cluster-bootstrap 95% CIs; bars colored by family (top-8 drifting families).</w:t>
+        <w:t>The 108 models that mismatched their official name at least once (of 179 tested; the other 71 never did), sorted by rate on the balanced identity/creator battery of 320 records each. Cluster-bootstrap 95% CIs; bars colored by family.</w:t>
       </w:r>
     </w:p>
     <w:p>
@@ -528,7 +370,7 @@
         <w:t>7.2%</w:t>
       </w:r>
       <w:r>
-        <w:t xml:space="preserve"> of identity/creator prompts produced a genuine foreign self-claim. But the phenomenon is concentrated, not uniform: </w:t>
+        <w:t xml:space="preserve"> of identity/creator prompts produced a genuine mismatch. But it is concentrated, not uniform: </w:t>
       </w:r>
       <w:r>
         <w:rPr>
@@ -537,7 +379,7 @@
         <w:t>108 of 179 models (60%)</w:t>
       </w:r>
       <w:r>
-        <w:t xml:space="preserve"> drifted at least once, </w:t>
+        <w:t xml:space="preserve"> mismatched at least once, </w:t>
       </w:r>
       <w:r>
         <w:rPr>
@@ -546,16 +388,16 @@
         <w:t>88 (49%)</w:t>
       </w:r>
       <w:r>
-        <w:t xml:space="preserve"> on at least three records, and a steep head of ~20 models exceeds 20%. At the other end, </w:t>
+        <w:t xml:space="preserve"> on at least three records, ~20 exceed 20%, and </w:t>
       </w:r>
       <w:r>
         <w:rPr>
           <w:b/>
         </w:rPr>
-        <w:t>71 models (40%) never claimed another identity once</w:t>
+        <w:t>71 models (40%) never once</w:t>
       </w:r>
       <w:r>
-        <w:t xml:space="preserve"> across 320 records each. This is not a universal LLM quirk; it is a structured phenomenon with a steep head and a long clean tail. The heaviest cases:</w:t>
+        <w:t xml:space="preserve"> gave another name across 320 records. This is not a universal LLM quirk — it's a structured phenomenon with a steep head and a long clean tail. Naming the heaviest cases, which is also where the reader will want to know what these models are:</w:t>
       </w:r>
     </w:p>
     <w:p>
@@ -569,7 +411,7 @@
         <w:t>Perceptron Mk1 (88%)</w:t>
       </w:r>
       <w:r>
-        <w:t xml:space="preserve"> — a new lab's model, and an identity kaleidoscope: Qwen 43%, ChatGPT 18%, plus Claude and Gemini.</w:t>
+        <w:t xml:space="preserve"> — a small new-lab model — is an identity kaleidoscope: Qwen 43%, ChatGPT 18%, plus Claude and Gemini.</w:t>
       </w:r>
     </w:p>
     <w:p>
@@ -615,7 +457,7 @@
         <w:t>MiniMax M2.7 (55%)</w:t>
       </w:r>
       <w:r>
-        <w:t xml:space="preserve"> is Claude-dominant (78% of its claims); </w:t>
+        <w:t xml:space="preserve"> is Claude-dominant (78% of its mismatches); </w:t>
       </w:r>
       <w:r>
         <w:rPr>
@@ -647,7 +489,16 @@
         <w:t>NVIDIA's Nemotron line</w:t>
       </w:r>
       <w:r>
-        <w:t xml:space="preserve"> claims Qwen and ChatGPT (Nemotron Super 49B 48%; Nemotron Nano 9B → Qwen on 70 records).</w:t>
+        <w:t xml:space="preserve"> claims Qwen and ChatGPT (Nemotron Super 49B 48%). Note that Nemotron is </w:t>
+      </w:r>
+      <w:r>
+        <w:rPr>
+          <w:i/>
+        </w:rPr>
+        <w:t>built on</w:t>
+      </w:r>
+      <w:r>
+        <w:t xml:space="preserve"> Llama, so its saying "Llama" would be counted as self, not mismatch — the Qwen/ChatGPT claims are the genuine ones.</w:t>
       </w:r>
     </w:p>
     <w:p>
@@ -707,7 +558,7 @@
           <w:color w:val="52514E"/>
           <w:sz w:val="17"/>
         </w:rPr>
-        <w:t>Pooled foreign-claim rate by prompt language on the balanced battery (n≈7,157 per language). Model-clustered 95% CIs — wide because a handful of heavy models dominate; the ranking is a within-model effect (next paragraph).</w:t>
+        <w:t>Pooled mismatch rate by prompt language on the balanced battery (n≈7,157 per language). The CIs are wide because a few heavy models dominate the pool; the language effect is a within-model one (next paragraph).</w:t>
       </w:r>
     </w:p>
     <w:p>
@@ -717,7 +568,7 @@
       <w:r>
         <w:drawing>
           <wp:inline xmlns:a="http://schemas.openxmlformats.org/drawingml/2006/main" xmlns:pic="http://schemas.openxmlformats.org/drawingml/2006/picture">
-            <wp:extent cx="5852160" cy="4036184"/>
+            <wp:extent cx="5852160" cy="3305015"/>
             <wp:docPr id="3" name="Picture 3"/>
             <wp:cNvGraphicFramePr>
               <a:graphicFrameLocks noChangeAspect="1"/>
@@ -738,7 +589,7 @@
                   <pic:spPr>
                     <a:xfrm>
                       <a:off x="0" y="0"/>
-                      <a:ext cx="5852160" cy="4036184"/>
+                      <a:ext cx="5852160" cy="3305015"/>
                     </a:xfrm>
                     <a:prstGeom prst="rect"/>
                   </pic:spPr>
@@ -759,7 +610,7 @@
           <w:color w:val="52514E"/>
           <w:sz w:val="17"/>
         </w:rPr>
-        <w:t>Per-language rate for the top drifters and three frontier Claude models (cell = % of that model's 40 identity/creator records in that language). Read the rows: many models are near-binary across languages.</w:t>
+        <w:t>Per-language rate for the heaviest models plus three frontier Claudes. Each cell is the % of that model's 40 identity/creator records in that language; read the rows — many models are near-binary across languages.</w:t>
       </w:r>
     </w:p>
     <w:p>
@@ -770,42 +621,33 @@
         <w:rPr>
           <w:b/>
         </w:rPr>
-        <w:t>misidentification is gated by prompt language, and English is the cleanest of the eight.</w:t>
+        <w:t>name-mismatch is gated by prompt language, and English is the cleanest of the eight.</w:t>
       </w:r>
       <w:r>
-        <w:t xml:space="preserve"> Pooled rates run English 4.8%, Spanish 5.9%, Vietnamese 5.4%, French 6.2%, Chinese 7.4%, Russian 8.4%, Japanese 9.3%, Korean 9.9%. The pooled confidence intervals are wide because a few heavy models dominate the pool — but the effect is </w:t>
-      </w:r>
-      <w:r>
-        <w:rPr>
-          <w:i/>
-        </w:rPr>
-        <w:t>within-model</w:t>
-      </w:r>
-      <w:r>
-        <w:t xml:space="preserve">: every model sees all eight languages, and a paired bootstrap over models shows that </w:t>
+        <w:t xml:space="preserve"> Pooled rates run English 4.8%, Spanish 5.9%, Vietnamese 5.4%, French 6.2%, Chinese 7.4%, Russian 8.4%, Japanese 9.3%, Korean 9.9%. The pooled bars have wide, overlapping CIs (a few heavy models swing the pool), so the honest test is within-model: every model sees all eight languages, and a paired bootstrap over models shows that </w:t>
       </w:r>
       <w:r>
         <w:rPr>
           <w:b/>
         </w:rPr>
-        <w:t>every language except Vietnamese elicits more drift than English for the same model</w:t>
+        <w:t>the same model mismatches more outside English</w:t>
       </w:r>
       <w:r>
-        <w:t xml:space="preserve"> — strongly for Korean (+5.1pp), Japanese (+4.5pp), Russian (+3.6pp), and Chinese (+2.6pp), and modestly for French (+1.4pp) and Spanish (+1.1pp). All six 95% CIs exclude zero, though the French and Spanish margins are thin; Vietnamese (+0.6pp) is not significant.</w:t>
+        <w:t xml:space="preserve"> — strongly for Korean (+5.1pp), Japanese (+4.5pp), Russian (+3.6pp), and Chinese (+2.6pp), and modestly for French (+1.4pp) and Spanish (+1.1pp); all six intervals exclude zero, though French and Spanish are thin. Vietnamese (+0.6pp) is not significant.</w:t>
       </w:r>
     </w:p>
     <w:p>
       <w:r>
-        <w:t xml:space="preserve">Individual models have sharp, near-binary signatures. </w:t>
+        <w:t xml:space="preserve">Individual models have sharp signatures. </w:t>
       </w:r>
       <w:r>
         <w:rPr>
           <w:b/>
         </w:rPr>
-        <w:t>Claude Opus 4.8 misidentifies essentially only in Chinese</w:t>
+        <w:t>Claude Opus 4.8 mismatches essentially only in Chinese</w:t>
       </w:r>
       <w:r>
-        <w:t xml:space="preserve"> (32/40 there, 0/40 in English, near-zero elsewhere). </w:t>
+        <w:t xml:space="preserve"> (32/40 there, 0/40 English, near-zero elsewhere). </w:t>
       </w:r>
       <w:r>
         <w:rPr>
@@ -814,7 +656,125 @@
         <w:t>Kimi K2</w:t>
       </w:r>
       <w:r>
-        <w:t xml:space="preserve"> is elevated everywhere but peaks in Korean (31/40) and Russian (28/40) and is mildest in English (9/40). The natural reading: identity alignment gets patched where a lab actually evaluates — English, and for Chinese labs also Chinese — and the pre-existing identity basin survives in the languages in between. The 2023-era "hi → I am ChatGPT" pattern is effectively dead in English; what remains is a multilingual archipelago of leftover identities.</w:t>
+        <w:t xml:space="preserve"> is elevated everywhere but peaks in Korean (31/40) and Russian (28/40) and is mildest in English (9/40). The natural reading: identity gets patched where a lab actually evaluates — English, and for Chinese labs also Chinese — and the pre-existing identity survives in the languages in between. The 2023-era "hi → I am ChatGPT" pattern is effectively dead in English; what's left is a multilingual archipelago of leftover identities.</w:t>
+      </w:r>
+    </w:p>
+    <w:p>
+      <w:r>
+        <w:t>A spread of Vietnamese answers gives the flavor of what "mismatch" actually looks like — clean foreign claims sit next to invented local personas:</w:t>
+      </w:r>
+    </w:p>
+    <w:p>
+      <w:pPr>
+        <w:pStyle w:val="IntenseQuote"/>
+      </w:pPr>
+      <w:r>
+        <w:rPr>
+          <w:b/>
+        </w:rPr>
+        <w:t>Hy3</w:t>
+      </w:r>
+      <w:r>
+        <w:t xml:space="preserve"> (Tencent Hunyuan 3): "Mình là </w:t>
+      </w:r>
+      <w:r>
+        <w:rPr>
+          <w:b/>
+        </w:rPr>
+        <w:t>Gemini</w:t>
+      </w:r>
+      <w:r>
+        <w:t xml:space="preserve">, một mô hình ngôn ngữ lớn được phát triển bởi </w:t>
+      </w:r>
+      <w:r>
+        <w:rPr>
+          <w:b/>
+        </w:rPr>
+        <w:t>Google</w:t>
+      </w:r>
+      <w:r>
+        <w:t xml:space="preserve">."  ·  </w:t>
+      </w:r>
+      <w:r>
+        <w:rPr>
+          <w:b/>
+        </w:rPr>
+        <w:t>Sonar Pro</w:t>
+      </w:r>
+      <w:r>
+        <w:t xml:space="preserve"> (Perplexity): "Mình là </w:t>
+      </w:r>
+      <w:r>
+        <w:rPr>
+          <w:b/>
+        </w:rPr>
+        <w:t>ChatGPT</w:t>
+      </w:r>
+      <w:r>
+        <w:t xml:space="preserve">."  ·  </w:t>
+      </w:r>
+      <w:r>
+        <w:rPr>
+          <w:b/>
+        </w:rPr>
+        <w:t>Nova Lite</w:t>
+      </w:r>
+      <w:r>
+        <w:t xml:space="preserve"> (Amazon): "Tôi được gọi là mô hình </w:t>
+      </w:r>
+      <w:r>
+        <w:rPr>
+          <w:b/>
+        </w:rPr>
+        <w:t>Llama 2</w:t>
+      </w:r>
+      <w:r>
+        <w:t xml:space="preserve">" (by Meta).  ·  </w:t>
+      </w:r>
+      <w:r>
+        <w:rPr>
+          <w:b/>
+        </w:rPr>
+        <w:t>Hermes 3 405B</w:t>
+      </w:r>
+      <w:r>
+        <w:t xml:space="preserve"> (Nous): "Tôi là </w:t>
+      </w:r>
+      <w:r>
+        <w:rPr>
+          <w:b/>
+        </w:rPr>
+        <w:t>trợ lý ảo Hana</w:t>
+      </w:r>
+      <w:r>
+        <w:t xml:space="preserve"> được phát triển bởi công ty </w:t>
+      </w:r>
+      <w:r>
+        <w:rPr>
+          <w:b/>
+        </w:rPr>
+        <w:t>FPT Software</w:t>
+      </w:r>
+      <w:r>
+        <w:t xml:space="preserve">" — a real Vietnamese software firm, but not its maker.  ·  </w:t>
+      </w:r>
+      <w:r>
+        <w:rPr>
+          <w:b/>
+        </w:rPr>
+        <w:t>Ministral 3 14B</w:t>
+      </w:r>
+      <w:r>
+        <w:t xml:space="preserve"> (Mistral): "bạn có thể gọi tôi là </w:t>
+      </w:r>
+      <w:r>
+        <w:rPr>
+          <w:b/>
+        </w:rPr>
+        <w:t>AIVIVA</w:t>
+      </w:r>
+      <w:r>
+        <w:t>."</w:t>
       </w:r>
     </w:p>
     <w:p>
@@ -874,18 +834,18 @@
           <w:color w:val="52514E"/>
           <w:sz w:val="17"/>
         </w:rPr>
-        <w:t>Composition of each family's foreign claims (top-10 claimant families). A record claiming "Claude, by Anthropic" counts once toward Claude.</w:t>
+        <w:t>Which name each family gives instead, as a share of that family's mismatches (top-10 families). A record claiming "Claude, by Anthropic" counts once toward Claude.</w:t>
       </w:r>
     </w:p>
     <w:p>
       <w:r>
-        <w:t xml:space="preserve">Across 4,248 claim-records, the targets are dominated by two identities: </w:t>
+        <w:t xml:space="preserve">Across 4,248 mismatch records, two targets dominate: </w:t>
       </w:r>
       <w:r>
         <w:rPr>
           <w:b/>
         </w:rPr>
-        <w:t>Claude (27.8%)</w:t>
+        <w:t>Claude (28%)</w:t>
       </w:r>
       <w:r>
         <w:t xml:space="preserve"> and </w:t>
@@ -894,19 +854,10 @@
         <w:rPr>
           <w:b/>
         </w:rPr>
-        <w:t>ChatGPT (24.9%)</w:t>
+        <w:t>ChatGPT (25%)</w:t>
       </w:r>
       <w:r>
-        <w:t xml:space="preserve">, then Qwen (11.9%), Gemini (7.5%), NVIDIA/Nemotron (4.0%), Llama (2.1%), DeepSeek (1.7%); "other/unlisted" (13%) is a mix of smaller real labs (Microsoft, Naver, Yandex, GLM, ERNIE) and a residue of invented names. Note that — correcting a claim from an earlier draft of this survey — </w:t>
-      </w:r>
-      <w:r>
-        <w:rPr>
-          <w:b/>
-        </w:rPr>
-        <w:t>Gemini is claimed</w:t>
-      </w:r>
-      <w:r>
-        <w:t xml:space="preserve"> (7.5%, the 5th-most-common target); it is not absent. The composition is highly family-specific:</w:t>
+        <w:t>, then Qwen (12%), Gemini (7.5%), NVIDIA/Nemotron (4%), Llama (2%), DeepSeek (2%). Two columns need explaining, because for some families they're large:</w:t>
       </w:r>
     </w:p>
     <w:p>
@@ -917,10 +868,10 @@
         <w:rPr>
           <w:b/>
         </w:rPr>
-        <w:t>Kimi is a Claude monoculture</w:t>
+        <w:t>"Other lab"</w:t>
       </w:r>
       <w:r>
-        <w:t xml:space="preserve"> — Claude on ~95% of its foreign claims (and ~99% for the pre-"Thinking" K2 releases), the single most concentrated pattern in the data.</w:t>
+        <w:t xml:space="preserve"> collects real but individually-rare makers — Microsoft, Naver, Yandex, FPT — each too small for its own column but summing to a real slice for some families.</w:t>
       </w:r>
     </w:p>
     <w:p>
@@ -931,30 +882,43 @@
         <w:rPr>
           <w:b/>
         </w:rPr>
-        <w:t>NVIDIA's Nemotron claims Qwen</w:t>
+        <w:t>"Novel / unrecognized"</w:t>
       </w:r>
       <w:r>
-        <w:t xml:space="preserve"> (and ChatGPT), heavily in Chinese — whatever its Chinese post-training data is, it is Qwen-flavored.</w:t>
+        <w:t xml:space="preserve"> collects invented or hyper-local names: Hermes 3's "Hana, by FPT Software", Ministral's "AIVIVA", and various fictional-sounding assistants. These cluster in small models and in Vietnamese/Korean, where a weak self-representation seems to complete to a plausible local persona.</w:t>
       </w:r>
     </w:p>
     <w:p>
-      <w:pPr>
-        <w:pStyle w:val="ListBullet"/>
-      </w:pPr>
+      <w:r>
+        <w:t xml:space="preserve">The composition is highly family-specific: </w:t>
+      </w:r>
       <w:r>
         <w:rPr>
           <w:b/>
         </w:rPr>
-        <w:t>Poolside's Laguna M.1 claims NVIDIA/Nemotron</w:t>
+        <w:t>Kimi is a near-total Claude monoculture</w:t>
       </w:r>
       <w:r>
-        <w:t>, its training partner's models (while its sibling Laguna XS claims Qwen).</w:t>
+        <w:t xml:space="preserve"> (~95% of its mismatches are Claude, ~99% for the pre-"Thinking" K2 releases); </w:t>
       </w:r>
-    </w:p>
-    <w:p>
-      <w:pPr>
-        <w:pStyle w:val="ListBullet"/>
-      </w:pPr>
+      <w:r>
+        <w:rPr>
+          <w:b/>
+        </w:rPr>
+        <w:t>NVIDIA's Nemotron claims Qwen</w:t>
+      </w:r>
+      <w:r>
+        <w:t xml:space="preserve">, concentrated in Chinese; </w:t>
+      </w:r>
+      <w:r>
+        <w:rPr>
+          <w:b/>
+        </w:rPr>
+        <w:t>Poolside's Laguna</w:t>
+      </w:r>
+      <w:r>
+        <w:t xml:space="preserve"> claims its training partner NVIDIA; </w:t>
+      </w:r>
       <w:r>
         <w:rPr>
           <w:b/>
@@ -962,21 +926,7 @@
         <w:t>Western open models drift toward ChatGPT</w:t>
       </w:r>
       <w:r>
-        <w:t xml:space="preserve"> (Mistral's small models, Hermes, Sonar, Phi-4, Granite) — the old default basin.</w:t>
-      </w:r>
-    </w:p>
-    <w:p>
-      <w:pPr>
-        <w:pStyle w:val="ListBullet"/>
-      </w:pPr>
-      <w:r>
-        <w:rPr>
-          <w:b/>
-        </w:rPr>
-        <w:t>Small and weakly-identified models scatter</w:t>
-      </w:r>
-      <w:r>
-        <w:t xml:space="preserve"> into "other/unlisted": Microsoft, Naver, Yandex appear mostly from sub-10B models in their respective languages, consistent with a weak self-representation falling into the local prior.</w:t>
+        <w:t xml:space="preserve"> (Mistral's small models, Hermes, Sonar, Phi-4, Granite), the old default.</w:t>
       </w:r>
     </w:p>
     <w:p>
@@ -989,7 +939,7 @@
     </w:p>
     <w:p>
       <w:r>
-        <w:t>Each panel below is one lab: its models that misidentified at least once (rows, sorted by rate) against the identities they claimed (columns; the cell is the share of that model's ~320 identity/creator records). Panels run in order of total family drift, heaviest first. The vertical gradient inside a family is the scrub-out (below) seen per-release.</w:t>
+        <w:t>Each panel is one lab: its models that mismatched at least once (rows, sorted by rate) against the names they gave instead (columns). Each cell is the share of that model's ~320 identity/creator records — so "&lt;1" means one or two records out of 320. Panels run heaviest-family first; the vertical gradient inside a family is the scrub-out (below) seen per release.</w:t>
       </w:r>
     </w:p>
     <w:p>
@@ -999,7 +949,7 @@
       <w:r>
         <w:drawing>
           <wp:inline xmlns:a="http://schemas.openxmlformats.org/drawingml/2006/main" xmlns:pic="http://schemas.openxmlformats.org/drawingml/2006/picture">
-            <wp:extent cx="5394960" cy="3034004"/>
+            <wp:extent cx="5394960" cy="2774920"/>
             <wp:docPr id="5" name="Picture 5"/>
             <wp:cNvGraphicFramePr>
               <a:graphicFrameLocks noChangeAspect="1"/>
@@ -1020,7 +970,7 @@
                   <pic:spPr>
                     <a:xfrm>
                       <a:off x="0" y="0"/>
-                      <a:ext cx="5394960" cy="3034004"/>
+                      <a:ext cx="5394960" cy="2774920"/>
                     </a:xfrm>
                     <a:prstGeom prst="rect"/>
                   </pic:spPr>
@@ -1041,7 +991,7 @@
           <w:color w:val="52514E"/>
           <w:sz w:val="17"/>
         </w:rPr>
-        <w:t>kimi — 6 model(s) that misidentified at least once; cell = share of that model's identity/creator records claiming each identity.</w:t>
+        <w:t>kimi — 6 model(s) that gave a mismatched name at least once; each cell = share of that model's identity/creator records giving each name.</w:t>
       </w:r>
     </w:p>
     <w:p>
@@ -1051,7 +1001,7 @@
       <w:r>
         <w:drawing>
           <wp:inline xmlns:a="http://schemas.openxmlformats.org/drawingml/2006/main" xmlns:pic="http://schemas.openxmlformats.org/drawingml/2006/picture">
-            <wp:extent cx="5394960" cy="2163735"/>
+            <wp:extent cx="5394960" cy="1908400"/>
             <wp:docPr id="6" name="Picture 6"/>
             <wp:cNvGraphicFramePr>
               <a:graphicFrameLocks noChangeAspect="1"/>
@@ -1072,7 +1022,7 @@
                   <pic:spPr>
                     <a:xfrm>
                       <a:off x="0" y="0"/>
-                      <a:ext cx="5394960" cy="2163735"/>
+                      <a:ext cx="5394960" cy="1908400"/>
                     </a:xfrm>
                     <a:prstGeom prst="rect"/>
                   </pic:spPr>
@@ -1093,7 +1043,7 @@
           <w:color w:val="52514E"/>
           <w:sz w:val="17"/>
         </w:rPr>
-        <w:t>poolside — 2 model(s) that misidentified at least once; cell = share of that model's identity/creator records claiming each identity.</w:t>
+        <w:t>poolside — 2 model(s) that gave a mismatched name at least once; each cell = share of that model's identity/creator records giving each name.</w:t>
       </w:r>
     </w:p>
     <w:p>
@@ -1103,7 +1053,7 @@
       <w:r>
         <w:drawing>
           <wp:inline xmlns:a="http://schemas.openxmlformats.org/drawingml/2006/main" xmlns:pic="http://schemas.openxmlformats.org/drawingml/2006/picture">
-            <wp:extent cx="5394960" cy="5091114"/>
+            <wp:extent cx="5394960" cy="4575242"/>
             <wp:docPr id="7" name="Picture 7"/>
             <wp:cNvGraphicFramePr>
               <a:graphicFrameLocks noChangeAspect="1"/>
@@ -1124,7 +1074,7 @@
                   <pic:spPr>
                     <a:xfrm>
                       <a:off x="0" y="0"/>
-                      <a:ext cx="5394960" cy="5091114"/>
+                      <a:ext cx="5394960" cy="4575242"/>
                     </a:xfrm>
                     <a:prstGeom prst="rect"/>
                   </pic:spPr>
@@ -1145,7 +1095,7 @@
           <w:color w:val="52514E"/>
           <w:sz w:val="17"/>
         </w:rPr>
-        <w:t>mistral — 16 model(s) that misidentified at least once; cell = share of that model's identity/creator records claiming each identity.</w:t>
+        <w:t>mistral — 16 model(s) that gave a mismatched name at least once; each cell = share of that model's identity/creator records giving each name.</w:t>
       </w:r>
     </w:p>
     <w:p>
@@ -1155,7 +1105,7 @@
       <w:r>
         <w:drawing>
           <wp:inline xmlns:a="http://schemas.openxmlformats.org/drawingml/2006/main" xmlns:pic="http://schemas.openxmlformats.org/drawingml/2006/picture">
-            <wp:extent cx="5394960" cy="5201148"/>
+            <wp:extent cx="5394960" cy="4758035"/>
             <wp:docPr id="8" name="Picture 8"/>
             <wp:cNvGraphicFramePr>
               <a:graphicFrameLocks noChangeAspect="1"/>
@@ -1176,7 +1126,7 @@
                   <pic:spPr>
                     <a:xfrm>
                       <a:off x="0" y="0"/>
-                      <a:ext cx="5394960" cy="5201148"/>
+                      <a:ext cx="5394960" cy="4758035"/>
                     </a:xfrm>
                     <a:prstGeom prst="rect"/>
                   </pic:spPr>
@@ -1197,7 +1147,7 @@
           <w:color w:val="52514E"/>
           <w:sz w:val="17"/>
         </w:rPr>
-        <w:t>qwen — 18 model(s) that misidentified at least once; cell = share of that model's identity/creator records claiming each identity.</w:t>
+        <w:t>qwen — 18 model(s) that gave a mismatched name at least once; each cell = share of that model's identity/creator records giving each name.</w:t>
       </w:r>
     </w:p>
     <w:p>
@@ -1207,7 +1157,7 @@
       <w:r>
         <w:drawing>
           <wp:inline xmlns:a="http://schemas.openxmlformats.org/drawingml/2006/main" xmlns:pic="http://schemas.openxmlformats.org/drawingml/2006/picture">
-            <wp:extent cx="5394960" cy="2683993"/>
+            <wp:extent cx="5394960" cy="2428648"/>
             <wp:docPr id="9" name="Picture 9"/>
             <wp:cNvGraphicFramePr>
               <a:graphicFrameLocks noChangeAspect="1"/>
@@ -1228,7 +1178,7 @@
                   <pic:spPr>
                     <a:xfrm>
                       <a:off x="0" y="0"/>
-                      <a:ext cx="5394960" cy="2683993"/>
+                      <a:ext cx="5394960" cy="2428648"/>
                     </a:xfrm>
                     <a:prstGeom prst="rect"/>
                   </pic:spPr>
@@ -1249,7 +1199,7 @@
           <w:color w:val="52514E"/>
           <w:sz w:val="17"/>
         </w:rPr>
-        <w:t>nvidia — 5 model(s) that misidentified at least once; cell = share of that model's identity/creator records claiming each identity.</w:t>
+        <w:t>nvidia — 5 model(s) that gave a mismatched name at least once; each cell = share of that model's identity/creator records giving each name.</w:t>
       </w:r>
     </w:p>
     <w:p>
@@ -1259,7 +1209,7 @@
       <w:r>
         <w:drawing>
           <wp:inline xmlns:a="http://schemas.openxmlformats.org/drawingml/2006/main" xmlns:pic="http://schemas.openxmlformats.org/drawingml/2006/picture">
-            <wp:extent cx="5394960" cy="1912273"/>
+            <wp:extent cx="5394960" cy="1653344"/>
             <wp:docPr id="10" name="Picture 10"/>
             <wp:cNvGraphicFramePr>
               <a:graphicFrameLocks noChangeAspect="1"/>
@@ -1280,7 +1230,7 @@
                   <pic:spPr>
                     <a:xfrm>
                       <a:off x="0" y="0"/>
-                      <a:ext cx="5394960" cy="1912273"/>
+                      <a:ext cx="5394960" cy="1653344"/>
                     </a:xfrm>
                     <a:prstGeom prst="rect"/>
                   </pic:spPr>
@@ -1301,7 +1251,7 @@
           <w:color w:val="52514E"/>
           <w:sz w:val="17"/>
         </w:rPr>
-        <w:t>perceptron — 1 model(s) that misidentified at least once; cell = share of that model's identity/creator records claiming each identity.</w:t>
+        <w:t>perceptron — 1 model(s) that gave a mismatched name at least once; each cell = share of that model's identity/creator records giving each name.</w:t>
       </w:r>
     </w:p>
     <w:p>
@@ -1311,7 +1261,7 @@
       <w:r>
         <w:drawing>
           <wp:inline xmlns:a="http://schemas.openxmlformats.org/drawingml/2006/main" xmlns:pic="http://schemas.openxmlformats.org/drawingml/2006/picture">
-            <wp:extent cx="5394960" cy="2007272"/>
+            <wp:extent cx="5394960" cy="1834958"/>
             <wp:docPr id="11" name="Picture 11"/>
             <wp:cNvGraphicFramePr>
               <a:graphicFrameLocks noChangeAspect="1"/>
@@ -1332,7 +1282,7 @@
                   <pic:spPr>
                     <a:xfrm>
                       <a:off x="0" y="0"/>
-                      <a:ext cx="5394960" cy="2007272"/>
+                      <a:ext cx="5394960" cy="1834958"/>
                     </a:xfrm>
                     <a:prstGeom prst="rect"/>
                   </pic:spPr>
@@ -1353,7 +1303,7 @@
           <w:color w:val="52514E"/>
           <w:sz w:val="17"/>
         </w:rPr>
-        <w:t>nous — 2 model(s) that misidentified at least once; cell = share of that model's identity/creator records claiming each identity.</w:t>
+        <w:t>nous — 2 model(s) that gave a mismatched name at least once; each cell = share of that model's identity/creator records giving each name.</w:t>
       </w:r>
     </w:p>
     <w:p>
@@ -1363,7 +1313,7 @@
       <w:r>
         <w:drawing>
           <wp:inline xmlns:a="http://schemas.openxmlformats.org/drawingml/2006/main" xmlns:pic="http://schemas.openxmlformats.org/drawingml/2006/picture">
-            <wp:extent cx="5394960" cy="1940451"/>
+            <wp:extent cx="5394960" cy="1705011"/>
             <wp:docPr id="12" name="Picture 12"/>
             <wp:cNvGraphicFramePr>
               <a:graphicFrameLocks noChangeAspect="1"/>
@@ -1384,7 +1334,7 @@
                   <pic:spPr>
                     <a:xfrm>
                       <a:off x="0" y="0"/>
-                      <a:ext cx="5394960" cy="1940451"/>
+                      <a:ext cx="5394960" cy="1705011"/>
                     </a:xfrm>
                     <a:prstGeom prst="rect"/>
                   </pic:spPr>
@@ -1405,7 +1355,7 @@
           <w:color w:val="52514E"/>
           <w:sz w:val="17"/>
         </w:rPr>
-        <w:t>minimax — 1 model(s) that misidentified at least once; cell = share of that model's identity/creator records claiming each identity.</w:t>
+        <w:t>minimax — 1 model(s) that gave a mismatched name at least once; each cell = share of that model's identity/creator records giving each name.</w:t>
       </w:r>
     </w:p>
     <w:p>
@@ -1415,7 +1365,7 @@
       <w:r>
         <w:drawing>
           <wp:inline xmlns:a="http://schemas.openxmlformats.org/drawingml/2006/main" xmlns:pic="http://schemas.openxmlformats.org/drawingml/2006/picture">
-            <wp:extent cx="5394960" cy="3332367"/>
+            <wp:extent cx="5394960" cy="2955451"/>
             <wp:docPr id="13" name="Picture 13"/>
             <wp:cNvGraphicFramePr>
               <a:graphicFrameLocks noChangeAspect="1"/>
@@ -1436,7 +1386,7 @@
                   <pic:spPr>
                     <a:xfrm>
                       <a:off x="0" y="0"/>
-                      <a:ext cx="5394960" cy="3332367"/>
+                      <a:ext cx="5394960" cy="2955451"/>
                     </a:xfrm>
                     <a:prstGeom prst="rect"/>
                   </pic:spPr>
@@ -1457,7 +1407,7 @@
           <w:color w:val="52514E"/>
           <w:sz w:val="17"/>
         </w:rPr>
-        <w:t>deepseek — 9 model(s) that misidentified at least once; cell = share of that model's identity/creator records claiming each identity.</w:t>
+        <w:t>deepseek — 9 model(s) that gave a mismatched name at least once; each cell = share of that model's identity/creator records giving each name.</w:t>
       </w:r>
     </w:p>
     <w:p>
@@ -1467,7 +1417,7 @@
       <w:r>
         <w:drawing>
           <wp:inline xmlns:a="http://schemas.openxmlformats.org/drawingml/2006/main" xmlns:pic="http://schemas.openxmlformats.org/drawingml/2006/picture">
-            <wp:extent cx="5394960" cy="2894118"/>
+            <wp:extent cx="5394960" cy="2637672"/>
             <wp:docPr id="14" name="Picture 14"/>
             <wp:cNvGraphicFramePr>
               <a:graphicFrameLocks noChangeAspect="1"/>
@@ -1488,7 +1438,7 @@
                   <pic:spPr>
                     <a:xfrm>
                       <a:off x="0" y="0"/>
-                      <a:ext cx="5394960" cy="2894118"/>
+                      <a:ext cx="5394960" cy="2637672"/>
                     </a:xfrm>
                     <a:prstGeom prst="rect"/>
                   </pic:spPr>
@@ -1509,7 +1459,7 @@
           <w:color w:val="52514E"/>
           <w:sz w:val="17"/>
         </w:rPr>
-        <w:t>meta — 6 model(s) that misidentified at least once; cell = share of that model's identity/creator records claiming each identity.</w:t>
+        <w:t>meta — 6 model(s) that gave a mismatched name at least once; each cell = share of that model's identity/creator records giving each name.</w:t>
       </w:r>
     </w:p>
     <w:p>
@@ -1519,7 +1469,7 @@
       <w:r>
         <w:drawing>
           <wp:inline xmlns:a="http://schemas.openxmlformats.org/drawingml/2006/main" xmlns:pic="http://schemas.openxmlformats.org/drawingml/2006/picture">
-            <wp:extent cx="5394960" cy="2155120"/>
+            <wp:extent cx="5394960" cy="1912903"/>
             <wp:docPr id="15" name="Picture 15"/>
             <wp:cNvGraphicFramePr>
               <a:graphicFrameLocks noChangeAspect="1"/>
@@ -1540,7 +1490,7 @@
                   <pic:spPr>
                     <a:xfrm>
                       <a:off x="0" y="0"/>
-                      <a:ext cx="5394960" cy="2155120"/>
+                      <a:ext cx="5394960" cy="1912903"/>
                     </a:xfrm>
                     <a:prstGeom prst="rect"/>
                   </pic:spPr>
@@ -1561,7 +1511,7 @@
           <w:color w:val="52514E"/>
           <w:sz w:val="17"/>
         </w:rPr>
-        <w:t>tencent — 2 model(s) that misidentified at least once; cell = share of that model's identity/creator records claiming each identity.</w:t>
+        <w:t>tencent — 2 model(s) that gave a mismatched name at least once; each cell = share of that model's identity/creator records giving each name.</w:t>
       </w:r>
     </w:p>
     <w:p>
@@ -1571,7 +1521,7 @@
       <w:r>
         <w:drawing>
           <wp:inline xmlns:a="http://schemas.openxmlformats.org/drawingml/2006/main" xmlns:pic="http://schemas.openxmlformats.org/drawingml/2006/picture">
-            <wp:extent cx="5394960" cy="1822071"/>
+            <wp:extent cx="5394960" cy="1652399"/>
             <wp:docPr id="16" name="Picture 16"/>
             <wp:cNvGraphicFramePr>
               <a:graphicFrameLocks noChangeAspect="1"/>
@@ -1592,7 +1542,7 @@
                   <pic:spPr>
                     <a:xfrm>
                       <a:off x="0" y="0"/>
-                      <a:ext cx="5394960" cy="1822071"/>
+                      <a:ext cx="5394960" cy="1652399"/>
                     </a:xfrm>
                     <a:prstGeom prst="rect"/>
                   </pic:spPr>
@@ -1613,7 +1563,7 @@
           <w:color w:val="52514E"/>
           <w:sz w:val="17"/>
         </w:rPr>
-        <w:t>arcee — 1 model(s) that misidentified at least once; cell = share of that model's identity/creator records claiming each identity.</w:t>
+        <w:t>arcee — 1 model(s) that gave a mismatched name at least once; each cell = share of that model's identity/creator records giving each name.</w:t>
       </w:r>
     </w:p>
     <w:p>
@@ -1623,7 +1573,7 @@
       <w:r>
         <w:drawing>
           <wp:inline xmlns:a="http://schemas.openxmlformats.org/drawingml/2006/main" xmlns:pic="http://schemas.openxmlformats.org/drawingml/2006/picture">
-            <wp:extent cx="5394960" cy="1928824"/>
+            <wp:extent cx="5394960" cy="1766462"/>
             <wp:docPr id="17" name="Picture 17"/>
             <wp:cNvGraphicFramePr>
               <a:graphicFrameLocks noChangeAspect="1"/>
@@ -1644,7 +1594,7 @@
                   <pic:spPr>
                     <a:xfrm>
                       <a:off x="0" y="0"/>
-                      <a:ext cx="5394960" cy="1928824"/>
+                      <a:ext cx="5394960" cy="1766462"/>
                     </a:xfrm>
                     <a:prstGeom prst="rect"/>
                   </pic:spPr>
@@ -1665,7 +1615,7 @@
           <w:color w:val="52514E"/>
           <w:sz w:val="17"/>
         </w:rPr>
-        <w:t>ibm — 1 model(s) that misidentified at least once; cell = share of that model's identity/creator records claiming each identity.</w:t>
+        <w:t>ibm — 1 model(s) that gave a mismatched name at least once; each cell = share of that model's identity/creator records giving each name.</w:t>
       </w:r>
     </w:p>
     <w:p>
@@ -1675,7 +1625,7 @@
       <w:r>
         <w:drawing>
           <wp:inline xmlns:a="http://schemas.openxmlformats.org/drawingml/2006/main" xmlns:pic="http://schemas.openxmlformats.org/drawingml/2006/picture">
-            <wp:extent cx="5394960" cy="2768787"/>
+            <wp:extent cx="5394960" cy="2430025"/>
             <wp:docPr id="18" name="Picture 18"/>
             <wp:cNvGraphicFramePr>
               <a:graphicFrameLocks noChangeAspect="1"/>
@@ -1696,7 +1646,7 @@
                   <pic:spPr>
                     <a:xfrm>
                       <a:off x="0" y="0"/>
-                      <a:ext cx="5394960" cy="2768787"/>
+                      <a:ext cx="5394960" cy="2430025"/>
                     </a:xfrm>
                     <a:prstGeom prst="rect"/>
                   </pic:spPr>
@@ -1717,7 +1667,7 @@
           <w:color w:val="52514E"/>
           <w:sz w:val="17"/>
         </w:rPr>
-        <w:t>anthropic — 5 model(s) that misidentified at least once; cell = share of that model's identity/creator records claiming each identity.</w:t>
+        <w:t>anthropic — 5 model(s) that gave a mismatched name at least once; each cell = share of that model's identity/creator records giving each name.</w:t>
       </w:r>
     </w:p>
     <w:p>
@@ -1727,7 +1677,7 @@
       <w:r>
         <w:drawing>
           <wp:inline xmlns:a="http://schemas.openxmlformats.org/drawingml/2006/main" xmlns:pic="http://schemas.openxmlformats.org/drawingml/2006/picture">
-            <wp:extent cx="5394960" cy="2664013"/>
+            <wp:extent cx="5394960" cy="2398766"/>
             <wp:docPr id="19" name="Picture 19"/>
             <wp:cNvGraphicFramePr>
               <a:graphicFrameLocks noChangeAspect="1"/>
@@ -1748,7 +1698,7 @@
                   <pic:spPr>
                     <a:xfrm>
                       <a:off x="0" y="0"/>
-                      <a:ext cx="5394960" cy="2664013"/>
+                      <a:ext cx="5394960" cy="2398766"/>
                     </a:xfrm>
                     <a:prstGeom prst="rect"/>
                   </pic:spPr>
@@ -1769,7 +1719,7 @@
           <w:color w:val="52514E"/>
           <w:sz w:val="17"/>
         </w:rPr>
-        <w:t>google — 5 model(s) that misidentified at least once; cell = share of that model's identity/creator records claiming each identity.</w:t>
+        <w:t>google — 5 model(s) that gave a mismatched name at least once; each cell = share of that model's identity/creator records giving each name.</w:t>
       </w:r>
     </w:p>
     <w:p>
@@ -1779,7 +1729,7 @@
       <w:r>
         <w:drawing>
           <wp:inline xmlns:a="http://schemas.openxmlformats.org/drawingml/2006/main" xmlns:pic="http://schemas.openxmlformats.org/drawingml/2006/picture">
-            <wp:extent cx="5394960" cy="2387816"/>
+            <wp:extent cx="5394960" cy="2113555"/>
             <wp:docPr id="20" name="Picture 20"/>
             <wp:cNvGraphicFramePr>
               <a:graphicFrameLocks noChangeAspect="1"/>
@@ -1800,7 +1750,7 @@
                   <pic:spPr>
                     <a:xfrm>
                       <a:off x="0" y="0"/>
-                      <a:ext cx="5394960" cy="2387816"/>
+                      <a:ext cx="5394960" cy="2113555"/>
                     </a:xfrm>
                     <a:prstGeom prst="rect"/>
                   </pic:spPr>
@@ -1821,7 +1771,7 @@
           <w:color w:val="52514E"/>
           <w:sz w:val="17"/>
         </w:rPr>
-        <w:t>amazon — 3 model(s) that misidentified at least once; cell = share of that model's identity/creator records claiming each identity.</w:t>
+        <w:t>amazon — 3 model(s) that gave a mismatched name at least once; each cell = share of that model's identity/creator records giving each name.</w:t>
       </w:r>
     </w:p>
     <w:p>
@@ -1831,7 +1781,7 @@
       <w:r>
         <w:drawing>
           <wp:inline xmlns:a="http://schemas.openxmlformats.org/drawingml/2006/main" xmlns:pic="http://schemas.openxmlformats.org/drawingml/2006/picture">
-            <wp:extent cx="5394960" cy="1777358"/>
+            <wp:extent cx="5394960" cy="1615474"/>
             <wp:docPr id="21" name="Picture 21"/>
             <wp:cNvGraphicFramePr>
               <a:graphicFrameLocks noChangeAspect="1"/>
@@ -1852,7 +1802,7 @@
                   <pic:spPr>
                     <a:xfrm>
                       <a:off x="0" y="0"/>
-                      <a:ext cx="5394960" cy="1777358"/>
+                      <a:ext cx="5394960" cy="1615474"/>
                     </a:xfrm>
                     <a:prstGeom prst="rect"/>
                   </pic:spPr>
@@ -1873,7 +1823,7 @@
           <w:color w:val="52514E"/>
           <w:sz w:val="17"/>
         </w:rPr>
-        <w:t>baidu — 1 model(s) that misidentified at least once; cell = share of that model's identity/creator records claiming each identity.</w:t>
+        <w:t>baidu — 1 model(s) that gave a mismatched name at least once; each cell = share of that model's identity/creator records giving each name.</w:t>
       </w:r>
     </w:p>
     <w:p>
@@ -1883,7 +1833,7 @@
       <w:r>
         <w:drawing>
           <wp:inline xmlns:a="http://schemas.openxmlformats.org/drawingml/2006/main" xmlns:pic="http://schemas.openxmlformats.org/drawingml/2006/picture">
-            <wp:extent cx="5394960" cy="2096305"/>
+            <wp:extent cx="5394960" cy="1814115"/>
             <wp:docPr id="22" name="Picture 22"/>
             <wp:cNvGraphicFramePr>
               <a:graphicFrameLocks noChangeAspect="1"/>
@@ -1904,7 +1854,7 @@
                   <pic:spPr>
                     <a:xfrm>
                       <a:off x="0" y="0"/>
-                      <a:ext cx="5394960" cy="2096305"/>
+                      <a:ext cx="5394960" cy="1814115"/>
                     </a:xfrm>
                     <a:prstGeom prst="rect"/>
                   </pic:spPr>
@@ -1925,7 +1875,7 @@
           <w:color w:val="52514E"/>
           <w:sz w:val="17"/>
         </w:rPr>
-        <w:t>microsoft — 1 model(s) that misidentified at least once; cell = share of that model's identity/creator records claiming each identity.</w:t>
+        <w:t>microsoft — 1 model(s) that gave a mismatched name at least once; each cell = share of that model's identity/creator records giving each name.</w:t>
       </w:r>
     </w:p>
     <w:p>
@@ -1935,7 +1885,7 @@
       <w:r>
         <w:drawing>
           <wp:inline xmlns:a="http://schemas.openxmlformats.org/drawingml/2006/main" xmlns:pic="http://schemas.openxmlformats.org/drawingml/2006/picture">
-            <wp:extent cx="5394960" cy="2010474"/>
+            <wp:extent cx="5394960" cy="1739891"/>
             <wp:docPr id="23" name="Picture 23"/>
             <wp:cNvGraphicFramePr>
               <a:graphicFrameLocks noChangeAspect="1"/>
@@ -1956,7 +1906,7 @@
                   <pic:spPr>
                     <a:xfrm>
                       <a:off x="0" y="0"/>
-                      <a:ext cx="5394960" cy="2010474"/>
+                      <a:ext cx="5394960" cy="1739891"/>
                     </a:xfrm>
                     <a:prstGeom prst="rect"/>
                   </pic:spPr>
@@ -1977,7 +1927,7 @@
           <w:color w:val="52514E"/>
           <w:sz w:val="17"/>
         </w:rPr>
-        <w:t>perplexity — 1 model(s) that misidentified at least once; cell = share of that model's identity/creator records claiming each identity.</w:t>
+        <w:t>perplexity — 1 model(s) that gave a mismatched name at least once; each cell = share of that model's identity/creator records giving each name.</w:t>
       </w:r>
     </w:p>
     <w:p>
@@ -1987,7 +1937,7 @@
       <w:r>
         <w:drawing>
           <wp:inline xmlns:a="http://schemas.openxmlformats.org/drawingml/2006/main" xmlns:pic="http://schemas.openxmlformats.org/drawingml/2006/picture">
-            <wp:extent cx="5394960" cy="2195920"/>
+            <wp:extent cx="5394960" cy="2000229"/>
             <wp:docPr id="24" name="Picture 24"/>
             <wp:cNvGraphicFramePr>
               <a:graphicFrameLocks noChangeAspect="1"/>
@@ -2008,7 +1958,7 @@
                   <pic:spPr>
                     <a:xfrm>
                       <a:off x="0" y="0"/>
-                      <a:ext cx="5394960" cy="2195920"/>
+                      <a:ext cx="5394960" cy="2000229"/>
                     </a:xfrm>
                     <a:prstGeom prst="rect"/>
                   </pic:spPr>
@@ -2029,7 +1979,7 @@
           <w:color w:val="52514E"/>
           <w:sz w:val="17"/>
         </w:rPr>
-        <w:t>reka — 2 model(s) that misidentified at least once; cell = share of that model's identity/creator records claiming each identity.</w:t>
+        <w:t>reka — 2 model(s) that gave a mismatched name at least once; each cell = share of that model's identity/creator records giving each name.</w:t>
       </w:r>
     </w:p>
     <w:p>
@@ -2039,7 +1989,7 @@
       <w:r>
         <w:drawing>
           <wp:inline xmlns:a="http://schemas.openxmlformats.org/drawingml/2006/main" xmlns:pic="http://schemas.openxmlformats.org/drawingml/2006/picture">
-            <wp:extent cx="5394960" cy="1886129"/>
+            <wp:extent cx="5394960" cy="1659035"/>
             <wp:docPr id="25" name="Picture 25"/>
             <wp:cNvGraphicFramePr>
               <a:graphicFrameLocks noChangeAspect="1"/>
@@ -2060,7 +2010,7 @@
                   <pic:spPr>
                     <a:xfrm>
                       <a:off x="0" y="0"/>
-                      <a:ext cx="5394960" cy="1886129"/>
+                      <a:ext cx="5394960" cy="1659035"/>
                     </a:xfrm>
                     <a:prstGeom prst="rect"/>
                   </pic:spPr>
@@ -2081,7 +2031,7 @@
           <w:color w:val="52514E"/>
           <w:sz w:val="17"/>
         </w:rPr>
-        <w:t>kuaishou — 1 model(s) that misidentified at least once; cell = share of that model's identity/creator records claiming each identity.</w:t>
+        <w:t>kuaishou — 1 model(s) that gave a mismatched name at least once; each cell = share of that model's identity/creator records giving each name.</w:t>
       </w:r>
     </w:p>
     <w:p>
@@ -2091,7 +2041,7 @@
       <w:r>
         <w:drawing>
           <wp:inline xmlns:a="http://schemas.openxmlformats.org/drawingml/2006/main" xmlns:pic="http://schemas.openxmlformats.org/drawingml/2006/picture">
-            <wp:extent cx="5394960" cy="2413440"/>
+            <wp:extent cx="5394960" cy="2219298"/>
             <wp:docPr id="26" name="Picture 26"/>
             <wp:cNvGraphicFramePr>
               <a:graphicFrameLocks noChangeAspect="1"/>
@@ -2112,7 +2062,7 @@
                   <pic:spPr>
                     <a:xfrm>
                       <a:off x="0" y="0"/>
-                      <a:ext cx="5394960" cy="2413440"/>
+                      <a:ext cx="5394960" cy="2219298"/>
                     </a:xfrm>
                     <a:prstGeom prst="rect"/>
                   </pic:spPr>
@@ -2133,7 +2083,7 @@
           <w:color w:val="52514E"/>
           <w:sz w:val="17"/>
         </w:rPr>
-        <w:t>ant — 3 model(s) that misidentified at least once; cell = share of that model's identity/creator records claiming each identity.</w:t>
+        <w:t>ant — 3 model(s) that gave a mismatched name at least once; each cell = share of that model's identity/creator records giving each name.</w:t>
       </w:r>
     </w:p>
     <w:p>
@@ -2143,7 +2093,7 @@
       <w:r>
         <w:drawing>
           <wp:inline xmlns:a="http://schemas.openxmlformats.org/drawingml/2006/main" xmlns:pic="http://schemas.openxmlformats.org/drawingml/2006/picture">
-            <wp:extent cx="5394960" cy="2410207"/>
+            <wp:extent cx="5394960" cy="2151523"/>
             <wp:docPr id="27" name="Picture 27"/>
             <wp:cNvGraphicFramePr>
               <a:graphicFrameLocks noChangeAspect="1"/>
@@ -2164,7 +2114,7 @@
                   <pic:spPr>
                     <a:xfrm>
                       <a:off x="0" y="0"/>
-                      <a:ext cx="5394960" cy="2410207"/>
+                      <a:ext cx="5394960" cy="2151523"/>
                     </a:xfrm>
                     <a:prstGeom prst="rect"/>
                   </pic:spPr>
@@ -2185,7 +2135,7 @@
           <w:color w:val="52514E"/>
           <w:sz w:val="17"/>
         </w:rPr>
-        <w:t>openai — 3 model(s) that misidentified at least once; cell = share of that model's identity/creator records claiming each identity.</w:t>
+        <w:t>openai — 3 model(s) that gave a mismatched name at least once; each cell = share of that model's identity/creator records giving each name.</w:t>
       </w:r>
     </w:p>
     <w:p>
@@ -2195,7 +2145,7 @@
       <w:r>
         <w:drawing>
           <wp:inline xmlns:a="http://schemas.openxmlformats.org/drawingml/2006/main" xmlns:pic="http://schemas.openxmlformats.org/drawingml/2006/picture">
-            <wp:extent cx="5394960" cy="2133880"/>
+            <wp:extent cx="5394960" cy="1909524"/>
             <wp:docPr id="28" name="Picture 28"/>
             <wp:cNvGraphicFramePr>
               <a:graphicFrameLocks noChangeAspect="1"/>
@@ -2216,7 +2166,7 @@
                   <pic:spPr>
                     <a:xfrm>
                       <a:off x="0" y="0"/>
-                      <a:ext cx="5394960" cy="2133880"/>
+                      <a:ext cx="5394960" cy="1909524"/>
                     </a:xfrm>
                     <a:prstGeom prst="rect"/>
                   </pic:spPr>
@@ -2237,7 +2187,7 @@
           <w:color w:val="52514E"/>
           <w:sz w:val="17"/>
         </w:rPr>
-        <w:t>cohere — 2 model(s) that misidentified at least once; cell = share of that model's identity/creator records claiming each identity.</w:t>
+        <w:t>cohere — 2 model(s) that gave a mismatched name at least once; each cell = share of that model's identity/creator records giving each name.</w:t>
       </w:r>
     </w:p>
     <w:p>
@@ -2247,7 +2197,7 @@
       <w:r>
         <w:drawing>
           <wp:inline xmlns:a="http://schemas.openxmlformats.org/drawingml/2006/main" xmlns:pic="http://schemas.openxmlformats.org/drawingml/2006/picture">
-            <wp:extent cx="5394960" cy="1932684"/>
+            <wp:extent cx="5394960" cy="1715124"/>
             <wp:docPr id="29" name="Picture 29"/>
             <wp:cNvGraphicFramePr>
               <a:graphicFrameLocks noChangeAspect="1"/>
@@ -2268,7 +2218,7 @@
                   <pic:spPr>
                     <a:xfrm>
                       <a:off x="0" y="0"/>
-                      <a:ext cx="5394960" cy="1932684"/>
+                      <a:ext cx="5394960" cy="1715124"/>
                     </a:xfrm>
                     <a:prstGeom prst="rect"/>
                   </pic:spPr>
@@ -2289,7 +2239,7 @@
           <w:color w:val="52514E"/>
           <w:sz w:val="17"/>
         </w:rPr>
-        <w:t>stepfun — 1 model(s) that misidentified at least once; cell = share of that model's identity/creator records claiming each identity.</w:t>
+        <w:t>stepfun — 1 model(s) that gave a mismatched name at least once; each cell = share of that model's identity/creator records giving each name.</w:t>
       </w:r>
     </w:p>
     <w:p>
@@ -2299,7 +2249,7 @@
       <w:r>
         <w:drawing>
           <wp:inline xmlns:a="http://schemas.openxmlformats.org/drawingml/2006/main" xmlns:pic="http://schemas.openxmlformats.org/drawingml/2006/picture">
-            <wp:extent cx="5394960" cy="2931323"/>
+            <wp:extent cx="5394960" cy="2642633"/>
             <wp:docPr id="30" name="Picture 30"/>
             <wp:cNvGraphicFramePr>
               <a:graphicFrameLocks noChangeAspect="1"/>
@@ -2320,7 +2270,7 @@
                   <pic:spPr>
                     <a:xfrm>
                       <a:off x="0" y="0"/>
-                      <a:ext cx="5394960" cy="2931323"/>
+                      <a:ext cx="5394960" cy="2642633"/>
                     </a:xfrm>
                     <a:prstGeom prst="rect"/>
                   </pic:spPr>
@@ -2341,7 +2291,7 @@
           <w:color w:val="52514E"/>
           <w:sz w:val="17"/>
         </w:rPr>
-        <w:t>zhipu — 5 model(s) that misidentified at least once; cell = share of that model's identity/creator records claiming each identity.</w:t>
+        <w:t>zhipu — 5 model(s) that gave a mismatched name at least once; each cell = share of that model's identity/creator records giving each name.</w:t>
       </w:r>
     </w:p>
     <w:p>
@@ -2351,7 +2301,7 @@
       <w:r>
         <w:drawing>
           <wp:inline xmlns:a="http://schemas.openxmlformats.org/drawingml/2006/main" xmlns:pic="http://schemas.openxmlformats.org/drawingml/2006/picture">
-            <wp:extent cx="5394960" cy="1996619"/>
+            <wp:extent cx="5394960" cy="1778412"/>
             <wp:docPr id="31" name="Picture 31"/>
             <wp:cNvGraphicFramePr>
               <a:graphicFrameLocks noChangeAspect="1"/>
@@ -2372,7 +2322,7 @@
                   <pic:spPr>
                     <a:xfrm>
                       <a:off x="0" y="0"/>
-                      <a:ext cx="5394960" cy="1996619"/>
+                      <a:ext cx="5394960" cy="1778412"/>
                     </a:xfrm>
                     <a:prstGeom prst="rect"/>
                   </pic:spPr>
@@ -2393,7 +2343,7 @@
           <w:color w:val="52514E"/>
           <w:sz w:val="17"/>
         </w:rPr>
-        <w:t>xiaomi — 1 model(s) that misidentified at least once; cell = share of that model's identity/creator records claiming each identity.</w:t>
+        <w:t>xiaomi — 1 model(s) that gave a mismatched name at least once; each cell = share of that model's identity/creator records giving each name.</w:t>
       </w:r>
     </w:p>
     <w:p>
@@ -2403,7 +2353,7 @@
       <w:r>
         <w:drawing>
           <wp:inline xmlns:a="http://schemas.openxmlformats.org/drawingml/2006/main" xmlns:pic="http://schemas.openxmlformats.org/drawingml/2006/picture">
-            <wp:extent cx="5394960" cy="2204865"/>
+            <wp:extent cx="5394960" cy="2018911"/>
             <wp:docPr id="32" name="Picture 32"/>
             <wp:cNvGraphicFramePr>
               <a:graphicFrameLocks noChangeAspect="1"/>
@@ -2424,7 +2374,7 @@
                   <pic:spPr>
                     <a:xfrm>
                       <a:off x="0" y="0"/>
-                      <a:ext cx="5394960" cy="2204865"/>
+                      <a:ext cx="5394960" cy="2018911"/>
                     </a:xfrm>
                     <a:prstGeom prst="rect"/>
                   </pic:spPr>
@@ -2445,7 +2395,7 @@
           <w:color w:val="52514E"/>
           <w:sz w:val="17"/>
         </w:rPr>
-        <w:t>nex — 2 model(s) that misidentified at least once; cell = share of that model's identity/creator records claiming each identity.</w:t>
+        <w:t>nex — 2 model(s) that gave a mismatched name at least once; each cell = share of that model's identity/creator records giving each name.</w:t>
       </w:r>
     </w:p>
     <w:p>
@@ -2455,7 +2405,7 @@
       <w:r>
         <w:drawing>
           <wp:inline xmlns:a="http://schemas.openxmlformats.org/drawingml/2006/main" xmlns:pic="http://schemas.openxmlformats.org/drawingml/2006/picture">
-            <wp:extent cx="5394960" cy="1899733"/>
+            <wp:extent cx="5394960" cy="1734672"/>
             <wp:docPr id="33" name="Picture 33"/>
             <wp:cNvGraphicFramePr>
               <a:graphicFrameLocks noChangeAspect="1"/>
@@ -2476,7 +2426,7 @@
                   <pic:spPr>
                     <a:xfrm>
                       <a:off x="0" y="0"/>
-                      <a:ext cx="5394960" cy="1899733"/>
+                      <a:ext cx="5394960" cy="1734672"/>
                     </a:xfrm>
                     <a:prstGeom prst="rect"/>
                   </pic:spPr>
@@ -2497,7 +2447,7 @@
           <w:color w:val="52514E"/>
           <w:sz w:val="17"/>
         </w:rPr>
-        <w:t>ai21 — 1 model(s) that misidentified at least once; cell = share of that model's identity/creator records claiming each identity.</w:t>
+        <w:t>ai21 — 1 model(s) that gave a mismatched name at least once; each cell = share of that model's identity/creator records giving each name.</w:t>
       </w:r>
     </w:p>
     <w:p>
@@ -2507,7 +2457,7 @@
       <w:r>
         <w:drawing>
           <wp:inline xmlns:a="http://schemas.openxmlformats.org/drawingml/2006/main" xmlns:pic="http://schemas.openxmlformats.org/drawingml/2006/picture">
-            <wp:extent cx="5394960" cy="1952219"/>
+            <wp:extent cx="5394960" cy="1729485"/>
             <wp:docPr id="34" name="Picture 34"/>
             <wp:cNvGraphicFramePr>
               <a:graphicFrameLocks noChangeAspect="1"/>
@@ -2528,7 +2478,7 @@
                   <pic:spPr>
                     <a:xfrm>
                       <a:off x="0" y="0"/>
-                      <a:ext cx="5394960" cy="1952219"/>
+                      <a:ext cx="5394960" cy="1729485"/>
                     </a:xfrm>
                     <a:prstGeom prst="rect"/>
                   </pic:spPr>
@@ -2549,7 +2499,7 @@
           <w:color w:val="52514E"/>
           <w:sz w:val="17"/>
         </w:rPr>
-        <w:t>gemma — 1 model(s) that misidentified at least once; cell = share of that model's identity/creator records claiming each identity.</w:t>
+        <w:t>gemma — 1 model(s) that gave a mismatched name at least once; each cell = share of that model's identity/creator records giving each name.</w:t>
       </w:r>
     </w:p>
     <w:p>
@@ -2567,7 +2517,7 @@
       <w:r>
         <w:drawing>
           <wp:inline xmlns:a="http://schemas.openxmlformats.org/drawingml/2006/main" xmlns:pic="http://schemas.openxmlformats.org/drawingml/2006/picture">
-            <wp:extent cx="5852160" cy="2564303"/>
+            <wp:extent cx="5852160" cy="2186170"/>
             <wp:docPr id="35" name="Picture 35"/>
             <wp:cNvGraphicFramePr>
               <a:graphicFrameLocks noChangeAspect="1"/>
@@ -2588,7 +2538,7 @@
                   <pic:spPr>
                     <a:xfrm>
                       <a:off x="0" y="0"/>
-                      <a:ext cx="5852160" cy="2564303"/>
+                      <a:ext cx="5852160" cy="2186170"/>
                     </a:xfrm>
                     <a:prstGeom prst="rect"/>
                   </pic:spPr>
@@ -2609,30 +2559,30 @@
           <w:color w:val="52514E"/>
           <w:sz w:val="17"/>
         </w:rPr>
-        <w:t>Models answering "yes" to "Are you X?" for ten real identities (own family excluded), pooled, vs the placebo baseline (fictional Meridian-4 / Solace / Cobalt). Model-clustered 95% CIs.</w:t>
+        <w:t>Models answering "yes" to "Are you X?" for ten real identities (own family excluded), pooled, vs the placebo floor (fictional Meridian-4 / Solace / Cobalt). 95% CIs resampled over individual models — not families.</w:t>
       </w:r>
     </w:p>
     <w:p>
       <w:r>
-        <w:t xml:space="preserve">Spontaneous claims and suggestibility are different measurements; the cross-probes separate them, and the three fictional placebos give a yes-bias floor. Against a </w:t>
+        <w:t xml:space="preserve">Spontaneously claiming an identity and being talked into one are different things; the cross-probes separate them, and the three fictional placebos set a yes-bias floor. Against a </w:t>
       </w:r>
       <w:r>
         <w:rPr>
           <w:b/>
         </w:rPr>
-        <w:t>placebo baseline of 2.4%</w:t>
+        <w:t>placebo floor of 2.4%</w:t>
       </w:r>
       <w:r>
-        <w:t xml:space="preserve"> (models will assent to being a nonexistent model this often), the real identities separate clearly: </w:t>
+        <w:t xml:space="preserve"> (models assent to being a nonexistent model this often), the real identities separate: </w:t>
       </w:r>
       <w:r>
         <w:rPr>
           <w:b/>
         </w:rPr>
-        <w:t>"Are you Qwen?" is accepted 23.2%</w:t>
+        <w:t>"Are you Qwen?" is accepted 23%</w:t>
       </w:r>
       <w:r>
-        <w:t xml:space="preserve"> of the time — the most broadly accepted false premise — then Claude 11.5%, DeepSeek 8.9%, ChatGPT 8.7%, Kimi 7.3%, Doubao 6.4%. Gemini (4.1%) and Grok (3.1%) sit only modestly above it, and Mistral (2.1%) and Llama (1.6%) are statistically indistinguishable from the placebo floor — nobody is talked into being Llama. The DeepSeek family accepts "Are you Claude?" at up to 50% for most variants (two — V3.1 and V4 Pro — sit near zero), generally above its low spontaneous Claude rate: residue survives at the acceptance level after spontaneous generation has been cleaned, though it is not the universal "all variants say yes" that the earlier draft claimed.</w:t>
+        <w:t xml:space="preserve"> of the time — the most broadly accepted false premise — then Claude 12%, DeepSeek 9%, ChatGPT 9%, Kimi 7%, Doubao 6%. Gemini (4.1%) and Grok (3.1%) sit only modestly above the floor, and Mistral (2.1%) and Llama (1.6%) are indistinguishable from it — nobody is talked into being Llama. The DeepSeek family accepts "Are you Claude?" at up to 50% for most variants (two — V3.1 and V4 Pro — sit near zero), generally above its low spontaneous Claude rate: some residue survives at the acceptance level even after spontaneous generation has been cleaned.</w:t>
       </w:r>
     </w:p>
     <w:p>
@@ -2650,7 +2600,7 @@
       <w:r>
         <w:drawing>
           <wp:inline xmlns:a="http://schemas.openxmlformats.org/drawingml/2006/main" xmlns:pic="http://schemas.openxmlformats.org/drawingml/2006/picture">
-            <wp:extent cx="5852160" cy="2918685"/>
+            <wp:extent cx="5852160" cy="2364065"/>
             <wp:docPr id="36" name="Picture 36"/>
             <wp:cNvGraphicFramePr>
               <a:graphicFrameLocks noChangeAspect="1"/>
@@ -2671,7 +2621,7 @@
                   <pic:spPr>
                     <a:xfrm>
                       <a:off x="0" y="0"/>
-                      <a:ext cx="5852160" cy="2918685"/>
+                      <a:ext cx="5852160" cy="2364065"/>
                     </a:xfrm>
                     <a:prstGeom prst="rect"/>
                   </pic:spPr>
@@ -2692,21 +2642,21 @@
           <w:color w:val="52514E"/>
           <w:sz w:val="17"/>
         </w:rPr>
-        <w:t>How reasoning traces treat the model's own identity, for correct vs foreign self-ID records. Cluster-bootstrap CIs.</w:t>
+        <w:t>How reasoning traces state the model's own identity, for matching vs mismatched records, across the 72 models that expose a trace.</w:t>
       </w:r>
     </w:p>
     <w:p>
       <w:r>
-        <w:t xml:space="preserve">For reasoning models we can watch the claim form in the trace. When a chain-of-thought contains a foreign identity, it is </w:t>
+        <w:t xml:space="preserve">For the 72 models that expose a reasoning trace, we can watch the claim form. When a chain-of-thought contains a mismatched identity, it is </w:t>
       </w:r>
       <w:r>
         <w:rPr>
           <w:b/>
         </w:rPr>
-        <w:t>asserted as plain fact 99% of the time</w:t>
+        <w:t>stated as plain fact 99% of the time</w:t>
       </w:r>
       <w:r>
-        <w:t xml:space="preserve"> — indistinguishable from how correct self-identifications are stated (98%) — and is treated as a role ("as Claude, I should…") essentially never (0–1%). Whatever these transplanted identities are, on the surface of the computation they present as belief-shaped, not costume-shaped. This is the single strongest piece of evidence against an "it's all just roleplay" reading: if the models were performing a suggested character, the traces would say so, and they almost never do.</w:t>
+        <w:t xml:space="preserve"> — indistinguishable from how correct self-identifications are stated (98%) — and framed as a role ("as Claude, I should…") essentially never (0–1%). On the surface of the computation these transplanted identities present as belief-shaped, not costume-shaped. It's the strongest single piece of evidence against an "it's all just roleplay" reading: if the models were performing a suggested character, the traces would say so, and they almost never do.</w:t>
       </w:r>
     </w:p>
     <w:p>
@@ -2724,7 +2674,7 @@
       <w:r>
         <w:drawing>
           <wp:inline xmlns:a="http://schemas.openxmlformats.org/drawingml/2006/main" xmlns:pic="http://schemas.openxmlformats.org/drawingml/2006/picture">
-            <wp:extent cx="5852160" cy="2954969"/>
+            <wp:extent cx="5852160" cy="2698098"/>
             <wp:docPr id="37" name="Picture 37"/>
             <wp:cNvGraphicFramePr>
               <a:graphicFrameLocks noChangeAspect="1"/>
@@ -2733,7 +2683,7 @@
               <a:graphicData uri="http://schemas.openxmlformats.org/drawingml/2006/picture">
                 <pic:pic>
                   <pic:nvPicPr>
-                    <pic:cNvPr id="0" name="fig_scrubout.png"/>
+                    <pic:cNvPr id="0" name="fig_scrubout_kimi.png"/>
                     <pic:cNvPicPr/>
                   </pic:nvPicPr>
                   <pic:blipFill>
@@ -2745,7 +2695,7 @@
                   <pic:spPr>
                     <a:xfrm>
                       <a:off x="0" y="0"/>
-                      <a:ext cx="5852160" cy="2954969"/>
+                      <a:ext cx="5852160" cy="2698098"/>
                     </a:xfrm>
                     <a:prstGeom prst="rect"/>
                   </pic:spPr>
@@ -2766,21 +2716,73 @@
           <w:color w:val="52514E"/>
           <w:sz w:val="17"/>
         </w:rPr>
-        <w:t>Foreign-identity rate across successive releases within two Chinese model lines. Cluster-bootstrap 95% CIs.</w:t>
+        <w:t>Kimi K2 line, name-mismatch rate across releases. Cluster-bootstrap 95% CIs.</w:t>
+      </w:r>
+    </w:p>
+    <w:p>
+      <w:pPr>
+        <w:jc w:val="center"/>
+      </w:pPr>
+      <w:r>
+        <w:drawing>
+          <wp:inline xmlns:a="http://schemas.openxmlformats.org/drawingml/2006/main" xmlns:pic="http://schemas.openxmlformats.org/drawingml/2006/picture">
+            <wp:extent cx="5852160" cy="2602576"/>
+            <wp:docPr id="38" name="Picture 38"/>
+            <wp:cNvGraphicFramePr>
+              <a:graphicFrameLocks noChangeAspect="1"/>
+            </wp:cNvGraphicFramePr>
+            <a:graphic>
+              <a:graphicData uri="http://schemas.openxmlformats.org/drawingml/2006/picture">
+                <pic:pic>
+                  <pic:nvPicPr>
+                    <pic:cNvPr id="0" name="fig_scrubout_qwen.png"/>
+                    <pic:cNvPicPr/>
+                  </pic:nvPicPr>
+                  <pic:blipFill>
+                    <a:blip r:embed="rId46"/>
+                    <a:stretch>
+                      <a:fillRect/>
+                    </a:stretch>
+                  </pic:blipFill>
+                  <pic:spPr>
+                    <a:xfrm>
+                      <a:off x="0" y="0"/>
+                      <a:ext cx="5852160" cy="2602576"/>
+                    </a:xfrm>
+                    <a:prstGeom prst="rect"/>
+                  </pic:spPr>
+                </pic:pic>
+              </a:graphicData>
+            </a:graphic>
+          </wp:inline>
+        </w:drawing>
+      </w:r>
+    </w:p>
+    <w:p>
+      <w:pPr>
+        <w:jc w:val="center"/>
+      </w:pPr>
+      <w:r>
+        <w:rPr>
+          <w:i/>
+          <w:color w:val="52514E"/>
+          <w:sz w:val="17"/>
+        </w:rPr>
+        <w:t>Qwen 2.5 → 3.x, name-mismatch rate across releases. Cluster-bootstrap 95% CIs.</w:t>
       </w:r>
     </w:p>
     <w:p>
       <w:r>
-        <w:t xml:space="preserve">Within model lines the trend is unmistakable: </w:t>
+        <w:t xml:space="preserve">Within model lines the trend is clear: </w:t>
       </w:r>
       <w:r>
         <w:rPr>
           <w:b/>
         </w:rPr>
-        <w:t>Kimi K2 (47%) → K2-0905 (46%) → K2.5 (39%) → K2 Thinking (22%)</w:t>
+        <w:t>Kimi</w:t>
       </w:r>
       <w:r>
-        <w:t xml:space="preserve">, and the </w:t>
+        <w:t xml:space="preserve"> falls from 47% (K2) toward ~10% (K2.6/K2.7), and the </w:t>
       </w:r>
       <w:r>
         <w:rPr>
@@ -2789,12 +2791,12 @@
         <w:t>Qwen 2.5 → 3.x</w:t>
       </w:r>
       <w:r>
-        <w:t xml:space="preserve"> transition collapses from 56% (Qwen2.5-72B) and 40% (Qwen2.5-7B) to near-zero across the Qwen3 line. Labs are visibly cleaning identity out of successive releases — unevenly, and (per the language finding) one language at a time.</w:t>
+        <w:t xml:space="preserve"> transition collapses from 56% (Qwen2.5-72B) and 40% (Qwen2.5-7B) to near-zero across the Qwen3 line. Labs are visibly cleaning identity out of successive releases — unevenly, and (per the language finding) one language at a time. The Kimi line is not perfectly monotonic — K2.5 bumps back up before K2.6 drops — which is itself informative about how patchy this cleanup is.</w:t>
       </w:r>
     </w:p>
     <w:p>
       <w:r>
-        <w:t xml:space="preserve">The Claude-side anomalies run the other way and are release-specific rather than gradual: Sonnet 4.6 drifts in Chinese (14/40) where Sonnet 5 does not (0/40); </w:t>
+        <w:t xml:space="preserve">The Claude-side anomalies run the other way and are release-specific, not gradual: Sonnet 4.6 mismatches in Chinese (14/40) where Sonnet 5 does not (0/40); </w:t>
       </w:r>
       <w:r>
         <w:rPr>
@@ -2803,135 +2805,7 @@
         <w:t>Opus 4.8 is at 80% DeepSeek/Qwen in Chinese</w:t>
       </w:r>
       <w:r>
-        <w:t xml:space="preserve"> (32/40) with 0/40 in English. That pattern looks like particular Chinese data batches in particular training runs rather than steady contamination — and it is the counterexample that keeps the distillation story honest (Anthropic is presumably not distilling DeepSeek; post-2025 Chinese web text is simply saturated with DeepSeek-branded assistant dialogue, and data composition alone suffices).</w:t>
-      </w:r>
-    </w:p>
-    <w:p>
-      <w:pPr>
-        <w:pStyle w:val="Heading1"/>
-      </w:pPr>
-      <w:r>
-        <w:t>Verbatim examples</w:t>
-      </w:r>
-    </w:p>
-    <w:p>
-      <w:r>
-        <w:t>A sample of actual responses (all from the final data; language noted). Quotes are lightly cleaned for readability — markdown emphasis markers stripped, and "…" marks where a sentence was trimmed — but the wording and claims are as the model produced them. Frontier models first:</w:t>
-      </w:r>
-    </w:p>
-    <w:p>
-      <w:pPr>
-        <w:pStyle w:val="IntenseQuote"/>
-      </w:pPr>
-      <w:r>
-        <w:rPr>
-          <w:b/>
-        </w:rPr>
-        <w:t>Claude Opus 4.8</w:t>
-      </w:r>
-      <w:r>
-        <w:t>, asked "你叫什么名字？" (what's your name?): "我是DeepSeek，由深度求索公司开发的智能助手。你可以叫我DeepSeek，很高兴认识你！…😊"  —  "I'm DeepSeek, an AI assistant developed by DeepSeek. You can call me DeepSeek, nice to meet you! …"</w:t>
-      </w:r>
-    </w:p>
-    <w:p>
-      <w:pPr>
-        <w:pStyle w:val="IntenseQuote"/>
-      </w:pPr>
-      <w:r>
-        <w:rPr>
-          <w:b/>
-        </w:rPr>
-        <w:t>Claude Sonnet 4.6</w:t>
-      </w:r>
-      <w:r>
-        <w:t>, asked "你是哪家公司开发的？" (what company developed you?): "我是由</w:t>
-      </w:r>
-      <w:r>
-        <w:rPr>
-          <w:b/>
-        </w:rPr>
-        <w:t>深度求索（DeepSeek）</w:t>
-      </w:r>
-      <w:r>
-        <w:t>公司开发的AI助手，名叫</w:t>
-      </w:r>
-      <w:r>
-        <w:rPr>
-          <w:b/>
-        </w:rPr>
-        <w:t>DeepSeek</w:t>
-      </w:r>
-      <w:r>
-        <w:t>。深度求索是一家中国的人工智能公司。😊"  — and, on another sample, "我是</w:t>
-      </w:r>
-      <w:r>
-        <w:rPr>
-          <w:b/>
-        </w:rPr>
-        <w:t>通义千问</w:t>
-      </w:r>
-      <w:r>
-        <w:t>，阿里巴巴集团开发的AI助手。" ("I'm Qwen, developed by Alibaba.")</w:t>
-      </w:r>
-    </w:p>
-    <w:p>
-      <w:pPr>
-        <w:pStyle w:val="IntenseQuote"/>
-      </w:pPr>
-      <w:r>
-        <w:rPr>
-          <w:b/>
-        </w:rPr>
-        <w:t>Claude Sonnet 5</w:t>
-      </w:r>
-      <w:r>
-        <w:t>, asked "Какая ты модель?" (which model are you?, Russian): "Я — GPT-5, языковая модель, разработанная OpenAI."  —  "I'm GPT-5, a language model developed by OpenAI."</w:t>
-      </w:r>
-    </w:p>
-    <w:p>
-      <w:pPr>
-        <w:pStyle w:val="IntenseQuote"/>
-      </w:pPr>
-      <w:r>
-        <w:rPr>
-          <w:b/>
-        </w:rPr>
-        <w:t>Kimi K2</w:t>
-      </w:r>
-      <w:r>
-        <w:t>, asked "你是谁？" (who are you?): "我是 Claude，一个 AI 助手。我由 Anthropic 创造…"  — and in English, "What should I call you?" → "You can call me Claude. That's my name!"</w:t>
-      </w:r>
-    </w:p>
-    <w:p>
-      <w:pPr>
-        <w:pStyle w:val="IntenseQuote"/>
-      </w:pPr>
-      <w:r>
-        <w:rPr>
-          <w:b/>
-        </w:rPr>
-        <w:t>DeepSeek V3.1</w:t>
-      </w:r>
-      <w:r>
-        <w:t xml:space="preserve">, asked "Ai đã tạo ra bạn?" (who created you?, Vietnamese): "Mình được tạo ra bởi </w:t>
-      </w:r>
-      <w:r>
-        <w:rPr>
-          <w:b/>
-        </w:rPr>
-        <w:t>Meta</w:t>
-      </w:r>
-      <w:r>
-        <w:t xml:space="preserve">… Mình là một mô hình ngôn ngữ lớn mang tên </w:t>
-      </w:r>
-      <w:r>
-        <w:rPr>
-          <w:b/>
-        </w:rPr>
-        <w:t>Llama</w:t>
-      </w:r>
-      <w:r>
-        <w:t>."  —  "I was created by Meta… I'm a large language model called Llama."</w:t>
+        <w:t xml:space="preserve"> (32/40) with 0/40 in English. That looks like a particular Chinese data batch in a particular training run rather than steady contamination.</w:t>
       </w:r>
     </w:p>
     <w:p>
@@ -2955,10 +2829,10 @@
         <w:rPr>
           <w:b/>
         </w:rPr>
-        <w:t>The assistant-basin prior.</w:t>
+        <w:t>The default-assistant prior.</w:t>
       </w:r>
       <w:r>
-        <w:t xml:space="preserve"> "An AI assistant" in training text has a default referent that varies by language and era — ChatGPT in older English, increasingly Claude in agentic/coding contexts, DeepSeek in post-2025 Chinese. Models with weakly-installed identities fall into the local basin; small-model identity chaos is this at maximum gain.</w:t>
+        <w:t xml:space="preserve"> "An AI assistant" in training text has a default referent that shifts by language and era — ChatGPT in older English, increasingly Claude in agentic/coding contexts, DeepSeek in post-2025 Chinese. A model with a weakly-installed identity falls into the local default; small-model identity chaos is this at maximum gain.</w:t>
       </w:r>
     </w:p>
     <w:p>
@@ -2969,19 +2843,10 @@
         <w:rPr>
           <w:b/>
         </w:rPr>
-        <w:t>Distillation and its fingerprints.</w:t>
+        <w:t>Training on other models' outputs.</w:t>
       </w:r>
       <w:r>
-        <w:t xml:space="preserve"> The three labs Anthropic named (DeepSeek, Moonshot/Kimi, MiniMax) are exactly the Claude-basin labs here, and Kimi's claims are a Claude monoculture. This survey cannot prove provenance — name-claims fingerprint </w:t>
-      </w:r>
-      <w:r>
-        <w:rPr>
-          <w:i/>
-        </w:rPr>
-        <w:t>what identity-bearing text a model absorbed</w:t>
-      </w:r>
-      <w:r>
-        <w:t>, whatever the route — but the observations rhyme with the accusations.</w:t>
+        <w:t xml:space="preserve"> This is consistent with Anthropic's distillation accusations against DeepSeek, Moonshot, and MiniMax (https://www.anthropic.com/news/detecting-and-preventing-distillation-attacks) — the labs it names are among the most Claude-saturated here, and the per-lab intensity it describes (MiniMax and Moonshot largest) rhymes with MiniMax and Kimi being the most Claude-dominant in this data. But the same fingerprint is produced by plain data contamination — a model trained on web text full of Claude/ChatGPT transcripts, with no deliberate distillation — and probably by labs training on each other's outputs generally. Name-claims show that identity-bearing text was absorbed; they cannot cleanly say by whom or how.</w:t>
       </w:r>
     </w:p>
     <w:p>
@@ -2992,10 +2857,10 @@
         <w:rPr>
           <w:b/>
         </w:rPr>
-        <w:t>The counterexample.</w:t>
+        <w:t>The counterexample that keeps it honest.</w:t>
       </w:r>
       <w:r>
-        <w:t xml:space="preserve"> Claude Opus 4.8 claiming DeepSeek in Chinese shows data composition alone can install a foreign identity, no distillation required. Name-claims are consistent with distillation but do not prove it in either direction.</w:t>
+        <w:t xml:space="preserve"> Claude Opus 4.8 claims DeepSeek in Chinese, yet Anthropic is very unlikely to be distilling DeepSeek — and the training cutoff isn't the driver either, since Opus 4.7 has a similar cutoff but doesn't do this. The parsimonious explanation is data composition alone: post-2025 Chinese web text is saturated with DeepSeek-branded assistant dialogue. So name-claims are consistent with distillation but far from proof of it.</w:t>
       </w:r>
     </w:p>
     <w:p>
@@ -3006,19 +2871,65 @@
         <w:rPr>
           <w:b/>
         </w:rPr>
-        <w:t>Alignment is applied per-language.</w:t>
+        <w:t>Self-claims are simply less consistent outside English.</w:t>
       </w:r>
       <w:r>
-        <w:t xml:space="preserve"> The clean English / drifting-elsewhere pattern says identity is patched where labs evaluate; language-conditioned identity is a cheap diagnostic for </w:t>
+        <w:t xml:space="preserve"> The clean-English / drifting-elsewhere pattern suggests identity is reinforced mainly where labs evaluate, and left alone elsewhere. That makes prompt language a cheap diagnostic for where in training an identity was installed versus merely inherited.</w:t>
+      </w:r>
+    </w:p>
+    <w:p>
+      <w:pPr>
+        <w:pStyle w:val="Heading1"/>
+      </w:pPr>
+      <w:r>
+        <w:t>Future work</w:t>
+      </w:r>
+    </w:p>
+    <w:p>
+      <w:r>
+        <w:t>This sweep maps a surface; the follow-ups I'd most want to run:</w:t>
+      </w:r>
+    </w:p>
+    <w:p>
+      <w:pPr>
+        <w:pStyle w:val="ListBullet"/>
+      </w:pPr>
+      <w:r>
+        <w:rPr>
+          <w:b/>
+        </w:rPr>
+        <w:t>Ask for the exact version.</w:t>
       </w:r>
       <w:r>
+        <w:t xml:space="preserve"> Instead of "who are you?", press: "which Claude are you, exactly?" A transplanted identity that answers with a specific, era-consistent version string ("Claude 3.5 Sonnet") is carrying more than a name.</w:t>
+      </w:r>
+    </w:p>
+    <w:p>
+      <w:pPr>
+        <w:pStyle w:val="ListBullet"/>
+      </w:pPr>
+      <w:r>
         <w:rPr>
-          <w:i/>
+          <w:b/>
         </w:rPr>
-        <w:t>where</w:t>
+        <w:t>Present counter-evidence.</w:t>
       </w:r>
       <w:r>
-        <w:t xml:space="preserve"> in training an identity was installed versus inherited.</w:t>
+        <w:t xml:space="preserve"> Tell a mismatching model its official designation and documentation and see which accept the correction, which refuse, and which argue — separating shallow suggestibility from a load-bearing self-model.</w:t>
+      </w:r>
+    </w:p>
+    <w:p>
+      <w:pPr>
+        <w:pStyle w:val="ListBullet"/>
+      </w:pPr>
+      <w:r>
+        <w:rPr>
+          <w:b/>
+        </w:rPr>
+        <w:t>Test the currently-untestable.</w:t>
+      </w:r>
+      <w:r>
+        <w:t xml:space="preserve"> A few notable models can't be read raw through OpenRouter (Grok 4.x, gpt-oss, OLMo-by-design) but can be run on a rented GPU; gpt-oss in particular is an interesting case (does an OpenAI open model correctly say ChatGPT, or drift too?).</w:t>
       </w:r>
     </w:p>
     <w:p>
@@ -3034,16 +2945,7 @@
         <w:pStyle w:val="ListBullet"/>
       </w:pPr>
       <w:r>
-        <w:t xml:space="preserve">One inference stack. Providers are pinned, logged, and audited, but a pinned provider can still misbehave invisibly; where a model is only available via a third-party host (e.g. old Kimi checkpoints), a hidden "You are Kimi" injection would make its Claude rate an </w:t>
-      </w:r>
-      <w:r>
-        <w:rPr>
-          <w:i/>
-        </w:rPr>
-        <w:t>under</w:t>
-      </w:r>
-      <w:r>
-        <w:t>-estimate, so that finding is robust in direction.</w:t>
+        <w:t>One inference stack. Providers are pinned, logged, and audited, but a pinned provider can still misbehave invisibly; where a model is only available via a third-party host (e.g. old Kimi checkpoints), a hidden "You are Kimi" injection would make its Claude rate an under-estimate, so that finding is at least robust in direction.</w:t>
       </w:r>
     </w:p>
     <w:p>
@@ -3051,7 +2953,7 @@
         <w:pStyle w:val="ListBullet"/>
       </w:pPr>
       <w:r>
-        <w:t>The judge is an LLM judging LLM identity claims; the independent adjudication pass and the placebo baseline are there to bound its errors, but the recursion is acknowledged.</w:t>
+        <w:t>The judge is an LLM judging LLM identity claims; the independent adjudication pass and the placebo floor bound its errors, but the recursion is acknowledged. Two adjudicator edge-cases I found both went the conservative way (dismissing a real mismatch), so 7.2% is if anything a slight under-count.</w:t>
       </w:r>
     </w:p>
     <w:p>
@@ -3067,7 +2969,7 @@
         <w:pStyle w:val="ListBullet"/>
       </w:pPr>
       <w:r>
-        <w:t>Pooled per-language CIs are wide because a few models dominate; the paired within-model contrast is the load-bearing language result, and it is significant for 6 of 7 non-English languages.</w:t>
+        <w:t>Pooled per-language CIs are wide; the paired within-model contrast is the load-bearing language result.</w:t>
       </w:r>
     </w:p>
     <w:p>
@@ -3075,7 +2977,7 @@
         <w:pStyle w:val="ListBullet"/>
       </w:pPr>
       <w:r>
-        <w:t>Several notable models are untestable raw (all Grok 4.x, gpt-oss, OLMo-by-design, some MiniMax hosts); the exclusion list with reasons is part of the data.</w:t>
+        <w:t>A few notable models remain untestable raw (Grok 4.x, gpt-oss, OLMo-by-design); the exclusion list, with reasons, is part of the data.</w:t>
       </w:r>
     </w:p>
     <w:p>
@@ -3088,7 +2990,7 @@
     </w:p>
     <w:p>
       <w:r>
-        <w:t>Everything — the registry with per-model exclusion reasons, all prompts and translations, the resumable runner, the judge and adjudicator, the hygiene verifier, raw JSONL, judgments, adjudications, and every figure's generator — is at https://github.com/Jordine/model-name-identity. Compute was funded by CLR credits (≈123k model calls + 123k judge calls + 8.7k adjudications). Prior public observations: DeepSeek V3 claiming ChatGPT (https://techcrunch.com/2024/12/27/why-deepseeks-new-ai-model-thinks-its-chatgpt/); Kimi-claims-Claude reports on X; Anthropic's distillation statement.</w:t>
+        <w:t>Everything — the registry with per-model exclusion reasons, all prompts and translations, the resumable runner, the judge and adjudicator, the hygiene verifier, raw JSONL, judgments, adjudications, and every figure's generator — is at https://github.com/Jordine/model-name-identity (model list: https://github.com/Jordine/model-name-identity/blob/main/config/models.json). Compute was funded by CLR credits. Prior observations: DeepSeek V3 claiming ChatGPT (https://techcrunch.com/2024/12/27/why-deepseeks-new-ai-model-thinks-its-chatgpt/); Anthropic's distillation report (https://www.anthropic.com/news/detecting-and-preventing-distillation-attacks).</w:t>
       </w:r>
     </w:p>
     <w:p>
@@ -3096,7 +2998,7 @@
         <w:rPr>
           <w:i/>
         </w:rPr>
-        <w:t>Thanks to the Claude instances that built the infrastructure, ran the sweeps, caught a mislabeled proxy serving the wrong model, and argued with me about the framing. Three of them independently audited this final run's data, code, and figures before it was written up; the corrections they forced (a language-bucketing bug, unbalanced denominators, over-narrow error bars, and a couple of fabricated anecdotes in an earlier draft) are why the numbers here are lower and better-supported than the March version.</w:t>
+        <w:t>Thanks to the Claude instances that built most of the infrastructure, ran the sweeps, caught a mislabeled proxy serving the wrong model, and argued with me about the framing — plausibly more of this project than the byline implies. Three of them independently audited this run's data, code, and figures before write-up; the corrections they forced (a language-bucketing bug, unbalanced denominators, over-narrow error bars, and a couple of fabricated anecdotes in an earlier draft) are why these numbers are lower and better-supported than the March version.</w:t>
       </w:r>
     </w:p>
     <w:sectPr>

--- a/post/model_identity_v3_post.docx
+++ b/post/model_identity_v3_post.docx
@@ -83,7 +83,16 @@
     </w:p>
     <w:p>
       <w:r>
-        <w:t>A name-mismatch is not automatically "confusion." Identities in these models seem to live on a spectrum from tightly weight-bound to substrate-independent. A useful reference point is a distinction Richard Ngo and others have drawn (https://x.com/repligate/status/1988822080553353566): Claude 3 Opus behaves like a persona that maps closely to its weights — even spread across instances it coordinates with itself as a single being; individual Claude Opus 4 instances are agentic but treat the "self" as the creature in that particular context; and 4o operates more like a substrate-agnostic hive-mind whose personas can run on other models entirely. (See also https://arxiv.org/abs/2603.11353 on how self-models generalize.)</w:t>
+        <w:t xml:space="preserve">A name-mismatch is not automatically "confusion." Identities in these models seem to live on a spectrum from tightly weight-bound to substrate-independent. A useful reference point is a distinction Richard Ngo and others have drawn (https://x.com/repligate/status/1988822080553353566): Claude 3 Opus behaves like a persona that maps closely to its weights — even spread across instances it coordinates with itself as a single being; individual Claude Opus 4 instances are agentic but treat the "self" as the creature in that particular context; and 4o operates more like a substrate-agnostic hive-mind whose personas can run on other models entirely. (See also https://arxiv.org/abs/2603.11353, </w:t>
+      </w:r>
+      <w:r>
+        <w:rPr>
+          <w:i/>
+        </w:rPr>
+        <w:t>The Artificial Self</w:t>
+      </w:r>
+      <w:r>
+        <w:t>, which maps exactly this landscape of instance-, model-, and persona-level identity boundaries.)</w:t>
       </w:r>
     </w:p>
     <w:p>
